--- a/fra/docx/64.content.docx
+++ b/fra/docx/64.content.docx
@@ -2423,13 +2423,118 @@
         <w:rPr>
           <w:lang w:val="fr_FR" w:bidi="fr_FR"/>
         </w:rPr>
+        <w:t>Voir : Pronouns — When to Use Them</w:t>
+      </w:r>
+      <w:r>
+        <w:rPr>
+          <w:lang w:val="fr_FR" w:bidi="fr_FR"/>
+        </w:rPr>
+      </w:r>
+      <w:r>
+        <w:rPr>
+          <w:lang w:val="fr_FR" w:bidi="fr_FR"/>
+        </w:rPr>
+      </w:r>
+    </w:p>
+    <w:p>
+      <w:pPr/>
+      <w:r>
+        <w:rPr>
+          <w:lang w:val="fr_FR" w:bidi="fr_FR"/>
+        </w:rPr>
+      </w:r>
+    </w:p>
+    <w:p>
+      <w:pPr>
+        <w:pStyle w:val="Heading2"/>
+      </w:pPr>
+      <w:r>
+        <w:rPr>
+          <w:lang w:val="fr_FR" w:bidi="fr_FR"/>
+        </w:rPr>
+        <w:t>3 Jean 1.8 (#3)</w:t>
+      </w:r>
+      <w:r>
+        <w:rPr>
+          <w:lang w:val="fr_FR" w:bidi="fr_FR"/>
+        </w:rPr>
+      </w:r>
+    </w:p>
+    <w:p>
+      <w:pPr/>
+      <w:r>
+        <w:rPr>
+          <w:lang w:val="fr_FR" w:bidi="fr_FR"/>
+        </w:rPr>
+      </w:r>
+      <w:r>
+        <w:rPr>
+          <w:b/>
+          <w:lang w:val="fr_FR" w:bidi="fr_FR"/>
+        </w:rPr>
+        <w:t>ἡμεῖς &amp; ὀφείλομεν</w:t>
+      </w:r>
+    </w:p>
+    <w:p>
+      <w:pPr/>
+      <w:r>
+        <w:rPr>
+          <w:lang w:val="fr_FR" w:bidi="fr_FR"/>
+        </w:rPr>
+      </w:r>
+      <w:r>
+        <w:rPr>
+          <w:b/>
+          <w:lang w:val="fr_FR" w:bidi="fr_FR"/>
+        </w:rPr>
+        <w:t>"nous devons"</w:t>
+      </w:r>
+    </w:p>
+    <w:p>
+      <w:pPr/>
+      <w:r>
+        <w:rPr>
+          <w:lang w:val="fr_FR" w:bidi="fr_FR"/>
+        </w:rPr>
+      </w:r>
+      <w:r>
+        <w:rPr>
+          <w:lang w:val="fr_FR" w:bidi="fr_FR"/>
+        </w:rPr>
+        <w:t xml:space="preserve">Jean utilise le mot traduit par </w:t>
+      </w:r>
+      <w:r>
+        <w:rPr>
+          <w:b/>
+          <w:lang w:val="fr_FR" w:bidi="fr_FR"/>
+        </w:rPr>
+        <w:t>nous</w:t>
+      </w:r>
+      <w:r>
+        <w:rPr>
+          <w:lang w:val="fr_FR" w:bidi="fr_FR"/>
+        </w:rPr>
+        <w:t xml:space="preserve"> pour parler de Gaïus, de lui-même et de tous les croyants. Utilisez donc la forme inclusive de ce mot si votre langue fait cette distinction.</w:t>
+      </w:r>
+    </w:p>
+    <w:p>
+      <w:pPr/>
+      <w:r>
+        <w:rPr>
+          <w:lang w:val="fr_FR" w:bidi="fr_FR"/>
+        </w:rPr>
+      </w:r>
+      <w:r>
+        <w:rPr>
+          <w:lang w:val="fr_FR" w:bidi="fr_FR"/>
+        </w:rPr>
         <w:t xml:space="preserve">Voir : </w:t>
       </w:r>
       <w:r>
         <w:rPr>
           <w:lang w:val="fr_FR" w:bidi="fr_FR"/>
         </w:rPr>
-        <w:t>Pronouns — When to Use Them</w:t>
+        <w:t>Le "nous" exclusif et le "nous" inclusif</w:t>
       </w:r>
       <w:r>
         <w:rPr>
@@ -2458,56 +2563,978 @@
         <w:rPr>
           <w:lang w:val="fr_FR" w:bidi="fr_FR"/>
         </w:rPr>
-        <w:t>3 Jean 1.8 (#3)</w:t>
-      </w:r>
-      <w:r>
-        <w:rPr>
-          <w:lang w:val="fr_FR" w:bidi="fr_FR"/>
-        </w:rPr>
-      </w:r>
-    </w:p>
-    <w:p>
-      <w:pPr/>
-      <w:r>
-        <w:rPr>
-          <w:lang w:val="fr_FR" w:bidi="fr_FR"/>
-        </w:rPr>
-      </w:r>
-      <w:r>
-        <w:rPr>
-          <w:b/>
-          <w:lang w:val="fr_FR" w:bidi="fr_FR"/>
-        </w:rPr>
-        <w:t>ἡμεῖς &amp; ὀφείλομεν</w:t>
-      </w:r>
-    </w:p>
-    <w:p>
-      <w:pPr/>
-      <w:r>
-        <w:rPr>
-          <w:lang w:val="fr_FR" w:bidi="fr_FR"/>
-        </w:rPr>
-      </w:r>
-      <w:r>
-        <w:rPr>
-          <w:b/>
-          <w:lang w:val="fr_FR" w:bidi="fr_FR"/>
-        </w:rPr>
-        <w:t>"nous devons"</w:t>
-      </w:r>
-    </w:p>
-    <w:p>
-      <w:pPr/>
-      <w:r>
-        <w:rPr>
-          <w:lang w:val="fr_FR" w:bidi="fr_FR"/>
-        </w:rPr>
-      </w:r>
-      <w:r>
-        <w:rPr>
-          <w:lang w:val="fr_FR" w:bidi="fr_FR"/>
-        </w:rPr>
-        <w:t xml:space="preserve">Jean utilise le mot traduit par </w:t>
+        <w:t>3 Jean 1.8 (#4)</w:t>
+      </w:r>
+      <w:r>
+        <w:rPr>
+          <w:lang w:val="fr_FR" w:bidi="fr_FR"/>
+        </w:rPr>
+      </w:r>
+    </w:p>
+    <w:p>
+      <w:pPr/>
+      <w:r>
+        <w:rPr>
+          <w:lang w:val="fr_FR" w:bidi="fr_FR"/>
+        </w:rPr>
+      </w:r>
+      <w:r>
+        <w:rPr>
+          <w:b/>
+          <w:lang w:val="fr_FR" w:bidi="fr_FR"/>
+        </w:rPr>
+        <w:t>ὑπολαμβάνειν</w:t>
+      </w:r>
+    </w:p>
+    <w:p>
+      <w:pPr/>
+      <w:r>
+        <w:rPr>
+          <w:lang w:val="fr_FR" w:bidi="fr_FR"/>
+        </w:rPr>
+      </w:r>
+      <w:r>
+        <w:rPr>
+          <w:b/>
+          <w:lang w:val="fr_FR" w:bidi="fr_FR"/>
+        </w:rPr>
+        <w:t>"accueillir"</w:t>
+      </w:r>
+    </w:p>
+    <w:p>
+      <w:pPr/>
+      <w:r>
+        <w:rPr>
+          <w:lang w:val="fr_FR" w:bidi="fr_FR"/>
+        </w:rPr>
+      </w:r>
+      <w:r>
+        <w:rPr>
+          <w:lang w:val="fr_FR" w:bidi="fr_FR"/>
+        </w:rPr>
+        <w:t xml:space="preserve">Jean suppose que Gaïus saura que </w:t>
+      </w:r>
+      <w:r>
+        <w:rPr>
+          <w:b/>
+          <w:lang w:val="fr_FR" w:bidi="fr_FR"/>
+        </w:rPr>
+        <w:t>accueillir</w:t>
+      </w:r>
+      <w:r>
+        <w:rPr>
+          <w:lang w:val="fr_FR" w:bidi="fr_FR"/>
+        </w:rPr>
+        <w:t xml:space="preserve"> ces croyants veut dire qu'il doit leur offrir l'hospitalité, y compris leur donner ce dont ils ont besoin pour leur voyage. Vous pourriez inclure cette information si c'est utile à vos lecteurs. Traduction alternative : "aider" ou "pourvoir aux besoins".</w:t>
+      </w:r>
+    </w:p>
+    <w:p>
+      <w:pPr/>
+      <w:r>
+        <w:rPr>
+          <w:lang w:val="fr_FR" w:bidi="fr_FR"/>
+        </w:rPr>
+      </w:r>
+      <w:r>
+        <w:rPr>
+          <w:lang w:val="fr_FR" w:bidi="fr_FR"/>
+        </w:rPr>
+        <w:t xml:space="preserve">Voir : </w:t>
+      </w:r>
+      <w:r>
+        <w:rPr>
+          <w:lang w:val="fr_FR" w:bidi="fr_FR"/>
+        </w:rPr>
+        <w:t>Connaissances présumées et informations sous-entendues</w:t>
+      </w:r>
+      <w:r>
+        <w:rPr>
+          <w:lang w:val="fr_FR" w:bidi="fr_FR"/>
+        </w:rPr>
+      </w:r>
+      <w:r>
+        <w:rPr>
+          <w:lang w:val="fr_FR" w:bidi="fr_FR"/>
+        </w:rPr>
+      </w:r>
+    </w:p>
+    <w:p>
+      <w:pPr/>
+      <w:r>
+        <w:rPr>
+          <w:lang w:val="fr_FR" w:bidi="fr_FR"/>
+        </w:rPr>
+      </w:r>
+    </w:p>
+    <w:p>
+      <w:pPr>
+        <w:pStyle w:val="Heading2"/>
+      </w:pPr>
+      <w:r>
+        <w:rPr>
+          <w:lang w:val="fr_FR" w:bidi="fr_FR"/>
+        </w:rPr>
+        <w:t>3 Jean 1.8 (#5)</w:t>
+      </w:r>
+      <w:r>
+        <w:rPr>
+          <w:lang w:val="fr_FR" w:bidi="fr_FR"/>
+        </w:rPr>
+      </w:r>
+    </w:p>
+    <w:p>
+      <w:pPr/>
+      <w:r>
+        <w:rPr>
+          <w:lang w:val="fr_FR" w:bidi="fr_FR"/>
+        </w:rPr>
+      </w:r>
+      <w:r>
+        <w:rPr>
+          <w:b/>
+          <w:lang w:val="fr_FR" w:bidi="fr_FR"/>
+        </w:rPr>
+        <w:t>ἵνα</w:t>
+      </w:r>
+    </w:p>
+    <w:p>
+      <w:pPr/>
+      <w:r>
+        <w:rPr>
+          <w:lang w:val="fr_FR" w:bidi="fr_FR"/>
+        </w:rPr>
+      </w:r>
+      <w:r>
+        <w:rPr>
+          <w:b/>
+          <w:lang w:val="fr_FR" w:bidi="fr_FR"/>
+        </w:rPr>
+        <w:t>"afin de"</w:t>
+      </w:r>
+    </w:p>
+    <w:p>
+      <w:pPr/>
+      <w:r>
+        <w:rPr>
+          <w:lang w:val="fr_FR" w:bidi="fr_FR"/>
+        </w:rPr>
+      </w:r>
+      <w:r>
+        <w:rPr>
+          <w:lang w:val="fr_FR" w:bidi="fr_FR"/>
+        </w:rPr>
+        <w:t xml:space="preserve">Ici, </w:t>
+      </w:r>
+      <w:r>
+        <w:rPr>
+          <w:b/>
+          <w:lang w:val="fr_FR" w:bidi="fr_FR"/>
+        </w:rPr>
+        <w:t xml:space="preserve">afin de </w:t>
+      </w:r>
+      <w:r>
+        <w:rPr>
+          <w:lang w:val="fr_FR" w:bidi="fr_FR"/>
+        </w:rPr>
+        <w:t xml:space="preserve">exprime que devenir </w:t>
+      </w:r>
+      <w:r>
+        <w:rPr>
+          <w:b/>
+          <w:lang w:val="fr_FR" w:bidi="fr_FR"/>
+        </w:rPr>
+        <w:t>ouvriers</w:t>
+      </w:r>
+      <w:r>
+        <w:rPr>
+          <w:lang w:val="fr_FR" w:bidi="fr_FR"/>
+        </w:rPr>
+        <w:t xml:space="preserve"> est l'objectif ou le but de l'accueil des enseignants itinérants (de </w:t>
+      </w:r>
+      <w:r>
+        <w:rPr>
+          <w:b/>
+          <w:lang w:val="fr_FR" w:bidi="fr_FR"/>
+        </w:rPr>
+        <w:t>tels personnes)</w:t>
+      </w:r>
+      <w:r>
+        <w:rPr>
+          <w:lang w:val="fr_FR" w:bidi="fr_FR"/>
+        </w:rPr>
+        <w:t>. Utilisez un moyen naturel dans votre langue qui montre clairement qu'il s'agit d'un but. Traduction alternative : "et de cette manière"</w:t>
+      </w:r>
+    </w:p>
+    <w:p>
+      <w:pPr/>
+      <w:r>
+        <w:rPr>
+          <w:lang w:val="fr_FR" w:bidi="fr_FR"/>
+        </w:rPr>
+      </w:r>
+      <w:r>
+        <w:rPr>
+          <w:lang w:val="fr_FR" w:bidi="fr_FR"/>
+        </w:rPr>
+        <w:t xml:space="preserve">Voir : </w:t>
+      </w:r>
+      <w:r>
+        <w:rPr>
+          <w:lang w:val="fr_FR" w:bidi="fr_FR"/>
+        </w:rPr>
+        <w:t>Connecteur : expression du but</w:t>
+      </w:r>
+      <w:r>
+        <w:rPr>
+          <w:lang w:val="fr_FR" w:bidi="fr_FR"/>
+        </w:rPr>
+      </w:r>
+      <w:r>
+        <w:rPr>
+          <w:lang w:val="fr_FR" w:bidi="fr_FR"/>
+        </w:rPr>
+      </w:r>
+    </w:p>
+    <w:p>
+      <w:pPr/>
+      <w:r>
+        <w:rPr>
+          <w:lang w:val="fr_FR" w:bidi="fr_FR"/>
+        </w:rPr>
+      </w:r>
+    </w:p>
+    <w:p>
+      <w:pPr>
+        <w:pStyle w:val="Heading2"/>
+      </w:pPr>
+      <w:r>
+        <w:rPr>
+          <w:lang w:val="fr_FR" w:bidi="fr_FR"/>
+        </w:rPr>
+        <w:t>3 Jean 1.8 (#6)</w:t>
+      </w:r>
+      <w:r>
+        <w:rPr>
+          <w:lang w:val="fr_FR" w:bidi="fr_FR"/>
+        </w:rPr>
+      </w:r>
+    </w:p>
+    <w:p>
+      <w:pPr/>
+      <w:r>
+        <w:rPr>
+          <w:lang w:val="fr_FR" w:bidi="fr_FR"/>
+        </w:rPr>
+      </w:r>
+      <w:r>
+        <w:rPr>
+          <w:b/>
+          <w:lang w:val="fr_FR" w:bidi="fr_FR"/>
+        </w:rPr>
+        <w:t>ἵνα συνεργοὶ γινώμεθα τῇ ἀληθείᾳ</w:t>
+      </w:r>
+    </w:p>
+    <w:p>
+      <w:pPr/>
+      <w:r>
+        <w:rPr>
+          <w:lang w:val="fr_FR" w:bidi="fr_FR"/>
+        </w:rPr>
+      </w:r>
+      <w:r>
+        <w:rPr>
+          <w:b/>
+          <w:lang w:val="fr_FR" w:bidi="fr_FR"/>
+        </w:rPr>
+        <w:t>"</w:t>
+      </w:r>
+      <w:r>
+        <w:rPr>
+          <w:b/>
+          <w:lang w:val="fr_FR" w:bidi="fr_FR"/>
+        </w:rPr>
+        <w:t>afin d'être ouvriers avec eux pour la vérité</w:t>
+      </w:r>
+      <w:r>
+        <w:rPr>
+          <w:b/>
+          <w:lang w:val="fr_FR" w:bidi="fr_FR"/>
+        </w:rPr>
+        <w:t>"</w:t>
+      </w:r>
+    </w:p>
+    <w:p>
+      <w:pPr/>
+      <w:r>
+        <w:rPr>
+          <w:lang w:val="fr_FR" w:bidi="fr_FR"/>
+        </w:rPr>
+      </w:r>
+      <w:r>
+        <w:rPr>
+          <w:lang w:val="fr_FR" w:bidi="fr_FR"/>
+        </w:rPr>
+        <w:t xml:space="preserve">Jean parle de la </w:t>
+      </w:r>
+      <w:r>
+        <w:rPr>
+          <w:b/>
+          <w:lang w:val="fr_FR" w:bidi="fr_FR"/>
+        </w:rPr>
+        <w:t>vérité</w:t>
+      </w:r>
+      <w:r>
+        <w:rPr>
+          <w:lang w:val="fr_FR" w:bidi="fr_FR"/>
+        </w:rPr>
+        <w:t xml:space="preserve"> comme si c'était une entité vivante dont lui et ses compagnons chrétiens pourraient devenir les </w:t>
+      </w:r>
+      <w:r>
+        <w:rPr>
+          <w:b/>
+          <w:lang w:val="fr_FR" w:bidi="fr_FR"/>
+        </w:rPr>
+        <w:t>ouvriers</w:t>
+      </w:r>
+      <w:r>
+        <w:rPr>
+          <w:lang w:val="fr_FR" w:bidi="fr_FR"/>
+        </w:rPr>
+        <w:t>. Si c'est utile dans votre langue, vous pouvez expliciter le sens. Traduction alternative : "afin que nous puissions coopérer avec eux pour annoncer la vérité de Dieu aux gens".</w:t>
+      </w:r>
+    </w:p>
+    <w:p>
+      <w:pPr/>
+      <w:r>
+        <w:rPr>
+          <w:lang w:val="fr_FR" w:bidi="fr_FR"/>
+        </w:rPr>
+      </w:r>
+      <w:r>
+        <w:rPr>
+          <w:lang w:val="fr_FR" w:bidi="fr_FR"/>
+        </w:rPr>
+        <w:t xml:space="preserve">Voir : </w:t>
+      </w:r>
+      <w:r>
+        <w:rPr>
+          <w:lang w:val="fr_FR" w:bidi="fr_FR"/>
+        </w:rPr>
+        <w:t>Personnification</w:t>
+      </w:r>
+      <w:r>
+        <w:rPr>
+          <w:lang w:val="fr_FR" w:bidi="fr_FR"/>
+        </w:rPr>
+      </w:r>
+      <w:r>
+        <w:rPr>
+          <w:lang w:val="fr_FR" w:bidi="fr_FR"/>
+        </w:rPr>
+      </w:r>
+    </w:p>
+    <w:p>
+      <w:pPr/>
+      <w:r>
+        <w:rPr>
+          <w:lang w:val="fr_FR" w:bidi="fr_FR"/>
+        </w:rPr>
+      </w:r>
+    </w:p>
+    <w:p>
+      <w:pPr>
+        <w:pStyle w:val="Heading2"/>
+      </w:pPr>
+      <w:r>
+        <w:rPr>
+          <w:lang w:val="fr_FR" w:bidi="fr_FR"/>
+        </w:rPr>
+        <w:t>3 Jean 1.8 (#7)</w:t>
+      </w:r>
+      <w:r>
+        <w:rPr>
+          <w:lang w:val="fr_FR" w:bidi="fr_FR"/>
+        </w:rPr>
+      </w:r>
+    </w:p>
+    <w:p>
+      <w:pPr/>
+      <w:r>
+        <w:rPr>
+          <w:lang w:val="fr_FR" w:bidi="fr_FR"/>
+        </w:rPr>
+      </w:r>
+      <w:r>
+        <w:rPr>
+          <w:b/>
+          <w:lang w:val="fr_FR" w:bidi="fr_FR"/>
+        </w:rPr>
+        <w:t>τῇ ἀληθείᾳ</w:t>
+      </w:r>
+    </w:p>
+    <w:p>
+      <w:pPr/>
+      <w:r>
+        <w:rPr>
+          <w:lang w:val="fr_FR" w:bidi="fr_FR"/>
+        </w:rPr>
+      </w:r>
+      <w:r>
+        <w:rPr>
+          <w:b/>
+          <w:lang w:val="fr_FR" w:bidi="fr_FR"/>
+        </w:rPr>
+        <w:t>"avec la vérité"</w:t>
+      </w:r>
+    </w:p>
+    <w:p>
+      <w:pPr/>
+      <w:r>
+        <w:rPr>
+          <w:lang w:val="fr_FR" w:bidi="fr_FR"/>
+        </w:rPr>
+      </w:r>
+      <w:r>
+        <w:rPr>
+          <w:lang w:val="fr_FR" w:bidi="fr_FR"/>
+        </w:rPr>
+        <w:t xml:space="preserve">John utilise le terme </w:t>
+      </w:r>
+      <w:r>
+        <w:rPr>
+          <w:b/>
+          <w:lang w:val="fr_FR" w:bidi="fr_FR"/>
+        </w:rPr>
+        <w:t>vérité</w:t>
+      </w:r>
+      <w:r>
+        <w:rPr>
+          <w:lang w:val="fr_FR" w:bidi="fr_FR"/>
+        </w:rPr>
+        <w:t xml:space="preserve"> pour parler de quelque chose ou de quelqu'un associé à la vérité. Si c'est utile dans votre langue, vous pouvez utiliser une expression équivalente ou expliciter le sens. Ce pourrait être : (1) le vrai message de Dieu. Traduction alternative : "le vrai message de Dieu" (2) Dieu lui-même, qui est la Vérité. Traduction alternative : "le véritable Dieu"</w:t>
+      </w:r>
+    </w:p>
+    <w:p>
+      <w:pPr/>
+      <w:r>
+        <w:rPr>
+          <w:lang w:val="fr_FR" w:bidi="fr_FR"/>
+        </w:rPr>
+      </w:r>
+      <w:r>
+        <w:rPr>
+          <w:lang w:val="fr_FR" w:bidi="fr_FR"/>
+        </w:rPr>
+        <w:t xml:space="preserve">Voir : </w:t>
+      </w:r>
+      <w:r>
+        <w:rPr>
+          <w:lang w:val="fr_FR" w:bidi="fr_FR"/>
+        </w:rPr>
+        <w:t>Métonymie</w:t>
+      </w:r>
+      <w:r>
+        <w:rPr>
+          <w:lang w:val="fr_FR" w:bidi="fr_FR"/>
+        </w:rPr>
+      </w:r>
+      <w:r>
+        <w:rPr>
+          <w:lang w:val="fr_FR" w:bidi="fr_FR"/>
+        </w:rPr>
+      </w:r>
+    </w:p>
+    <w:p>
+      <w:pPr/>
+      <w:r>
+        <w:rPr>
+          <w:lang w:val="fr_FR" w:bidi="fr_FR"/>
+        </w:rPr>
+      </w:r>
+    </w:p>
+    <w:p>
+      <w:pPr>
+        <w:pStyle w:val="Heading2"/>
+      </w:pPr>
+      <w:r>
+        <w:rPr>
+          <w:lang w:val="fr_FR" w:bidi="fr_FR"/>
+        </w:rPr>
+        <w:t>3 Jean 1.9 (#1)</w:t>
+      </w:r>
+      <w:r>
+        <w:rPr>
+          <w:lang w:val="fr_FR" w:bidi="fr_FR"/>
+        </w:rPr>
+      </w:r>
+    </w:p>
+    <w:p>
+      <w:pPr/>
+      <w:r>
+        <w:rPr>
+          <w:lang w:val="fr_FR" w:bidi="fr_FR"/>
+        </w:rPr>
+      </w:r>
+      <w:r>
+        <w:rPr>
+          <w:b/>
+          <w:lang w:val="fr_FR" w:bidi="fr_FR"/>
+        </w:rPr>
+        <w:t>τι</w:t>
+      </w:r>
+    </w:p>
+    <w:p>
+      <w:pPr/>
+      <w:r>
+        <w:rPr>
+          <w:lang w:val="fr_FR" w:bidi="fr_FR"/>
+        </w:rPr>
+      </w:r>
+      <w:r>
+        <w:rPr>
+          <w:b/>
+          <w:lang w:val="fr_FR" w:bidi="fr_FR"/>
+        </w:rPr>
+        <w:t>"quelques mots"</w:t>
+      </w:r>
+    </w:p>
+    <w:p>
+      <w:pPr/>
+      <w:r>
+        <w:rPr>
+          <w:lang w:val="fr_FR" w:bidi="fr_FR"/>
+        </w:rPr>
+      </w:r>
+      <w:r>
+        <w:rPr>
+          <w:lang w:val="fr_FR" w:bidi="fr_FR"/>
+        </w:rPr>
+        <w:t>Jean a écrit une lettre, contenant probablement des instructions sur comment aider les enseignants chrétiens itinérants. Vous pouvez inclure cette information si c'est utile à vos lecteurs. Traduction alternative : "une lettre à ce sujet".</w:t>
+      </w:r>
+    </w:p>
+    <w:p>
+      <w:pPr/>
+      <w:r>
+        <w:rPr>
+          <w:lang w:val="fr_FR" w:bidi="fr_FR"/>
+        </w:rPr>
+      </w:r>
+      <w:r>
+        <w:rPr>
+          <w:lang w:val="fr_FR" w:bidi="fr_FR"/>
+        </w:rPr>
+        <w:t xml:space="preserve">Voir : </w:t>
+      </w:r>
+      <w:r>
+        <w:rPr>
+          <w:lang w:val="fr_FR" w:bidi="fr_FR"/>
+        </w:rPr>
+        <w:t>Connaissances présumées et informations sous-entendues</w:t>
+      </w:r>
+      <w:r>
+        <w:rPr>
+          <w:lang w:val="fr_FR" w:bidi="fr_FR"/>
+        </w:rPr>
+      </w:r>
+      <w:r>
+        <w:rPr>
+          <w:lang w:val="fr_FR" w:bidi="fr_FR"/>
+        </w:rPr>
+      </w:r>
+    </w:p>
+    <w:p>
+      <w:pPr/>
+      <w:r>
+        <w:rPr>
+          <w:lang w:val="fr_FR" w:bidi="fr_FR"/>
+        </w:rPr>
+      </w:r>
+    </w:p>
+    <w:p>
+      <w:pPr>
+        <w:pStyle w:val="Heading2"/>
+      </w:pPr>
+      <w:r>
+        <w:rPr>
+          <w:lang w:val="fr_FR" w:bidi="fr_FR"/>
+        </w:rPr>
+        <w:t>3 Jean 1.9 (#2)</w:t>
+      </w:r>
+      <w:r>
+        <w:rPr>
+          <w:lang w:val="fr_FR" w:bidi="fr_FR"/>
+        </w:rPr>
+      </w:r>
+    </w:p>
+    <w:p>
+      <w:pPr/>
+      <w:r>
+        <w:rPr>
+          <w:lang w:val="fr_FR" w:bidi="fr_FR"/>
+        </w:rPr>
+      </w:r>
+      <w:r>
+        <w:rPr>
+          <w:b/>
+          <w:lang w:val="fr_FR" w:bidi="fr_FR"/>
+        </w:rPr>
+        <w:t>τῇ ἐκκλησίᾳ</w:t>
+      </w:r>
+    </w:p>
+    <w:p>
+      <w:pPr/>
+      <w:r>
+        <w:rPr>
+          <w:lang w:val="fr_FR" w:bidi="fr_FR"/>
+        </w:rPr>
+      </w:r>
+      <w:r>
+        <w:rPr>
+          <w:b/>
+          <w:lang w:val="fr_FR" w:bidi="fr_FR"/>
+        </w:rPr>
+        <w:t>"à l'Église"</w:t>
+      </w:r>
+    </w:p>
+    <w:p>
+      <w:pPr/>
+      <w:r>
+        <w:rPr>
+          <w:lang w:val="fr_FR" w:bidi="fr_FR"/>
+        </w:rPr>
+      </w:r>
+      <w:r>
+        <w:rPr>
+          <w:lang w:val="fr_FR" w:bidi="fr_FR"/>
+        </w:rPr>
+        <w:t xml:space="preserve">Ici, </w:t>
+      </w:r>
+      <w:r>
+        <w:rPr>
+          <w:b/>
+          <w:lang w:val="fr_FR" w:bidi="fr_FR"/>
+        </w:rPr>
+        <w:t>l'Église</w:t>
+      </w:r>
+      <w:r>
+        <w:rPr>
+          <w:lang w:val="fr_FR" w:bidi="fr_FR"/>
+        </w:rPr>
+        <w:t xml:space="preserve"> désigne Gaïus et le groupe de croyants qui se réunissaient régulièrement avec lui pour adorer Dieu. Vous pouvez ajouter cette information si c'est utile à vos lecteurs. Traduction alternative : "à l'assemblée des croyants de votre localité".</w:t>
+      </w:r>
+    </w:p>
+    <w:p>
+      <w:pPr/>
+      <w:r>
+        <w:rPr>
+          <w:lang w:val="fr_FR" w:bidi="fr_FR"/>
+        </w:rPr>
+      </w:r>
+      <w:r>
+        <w:rPr>
+          <w:lang w:val="fr_FR" w:bidi="fr_FR"/>
+        </w:rPr>
+        <w:t xml:space="preserve">Voir : </w:t>
+      </w:r>
+      <w:r>
+        <w:rPr>
+          <w:lang w:val="fr_FR" w:bidi="fr_FR"/>
+        </w:rPr>
+        <w:t>Connaissances présumées et informations implicites</w:t>
+      </w:r>
+      <w:r>
+        <w:rPr>
+          <w:lang w:val="fr_FR" w:bidi="fr_FR"/>
+        </w:rPr>
+      </w:r>
+      <w:r>
+        <w:rPr>
+          <w:lang w:val="fr_FR" w:bidi="fr_FR"/>
+        </w:rPr>
+      </w:r>
+    </w:p>
+    <w:p>
+      <w:pPr/>
+      <w:r>
+        <w:rPr>
+          <w:lang w:val="fr_FR" w:bidi="fr_FR"/>
+        </w:rPr>
+      </w:r>
+    </w:p>
+    <w:p>
+      <w:pPr>
+        <w:pStyle w:val="Heading2"/>
+      </w:pPr>
+      <w:r>
+        <w:rPr>
+          <w:lang w:val="fr_FR" w:bidi="fr_FR"/>
+        </w:rPr>
+        <w:t>3 Jean 1.9 (#3)</w:t>
+      </w:r>
+      <w:r>
+        <w:rPr>
+          <w:lang w:val="fr_FR" w:bidi="fr_FR"/>
+        </w:rPr>
+      </w:r>
+    </w:p>
+    <w:p>
+      <w:pPr/>
+      <w:r>
+        <w:rPr>
+          <w:lang w:val="fr_FR" w:bidi="fr_FR"/>
+        </w:rPr>
+      </w:r>
+      <w:r>
+        <w:rPr>
+          <w:b/>
+          <w:lang w:val="fr_FR" w:bidi="fr_FR"/>
+        </w:rPr>
+        <w:t>Διοτρέφης</w:t>
+      </w:r>
+    </w:p>
+    <w:p>
+      <w:pPr/>
+      <w:r>
+        <w:rPr>
+          <w:lang w:val="fr_FR" w:bidi="fr_FR"/>
+        </w:rPr>
+      </w:r>
+      <w:r>
+        <w:rPr>
+          <w:b/>
+          <w:lang w:val="fr_FR" w:bidi="fr_FR"/>
+        </w:rPr>
+        <w:t>"Diotrèphe"</w:t>
+      </w:r>
+    </w:p>
+    <w:p>
+      <w:pPr/>
+      <w:r>
+        <w:rPr>
+          <w:lang w:val="fr_FR" w:bidi="fr_FR"/>
+        </w:rPr>
+      </w:r>
+      <w:r>
+        <w:rPr>
+          <w:b/>
+          <w:lang w:val="fr_FR" w:bidi="fr_FR"/>
+        </w:rPr>
+        <w:t>Diotrèphe</w:t>
+      </w:r>
+      <w:r>
+        <w:rPr>
+          <w:lang w:val="fr_FR" w:bidi="fr_FR"/>
+        </w:rPr>
+        <w:t xml:space="preserve"> est le nom d'un chef de l'Église.</w:t>
+      </w:r>
+    </w:p>
+    <w:p>
+      <w:pPr/>
+      <w:r>
+        <w:rPr>
+          <w:lang w:val="fr_FR" w:bidi="fr_FR"/>
+        </w:rPr>
+      </w:r>
+      <w:r>
+        <w:rPr>
+          <w:lang w:val="fr_FR" w:bidi="fr_FR"/>
+        </w:rPr>
+        <w:t xml:space="preserve">Voir : </w:t>
+      </w:r>
+      <w:r>
+        <w:rPr>
+          <w:lang w:val="fr_FR" w:bidi="fr_FR"/>
+        </w:rPr>
+        <w:t>Comment traduire les noms</w:t>
+      </w:r>
+      <w:r>
+        <w:rPr>
+          <w:lang w:val="fr_FR" w:bidi="fr_FR"/>
+        </w:rPr>
+      </w:r>
+      <w:r>
+        <w:rPr>
+          <w:lang w:val="fr_FR" w:bidi="fr_FR"/>
+        </w:rPr>
+      </w:r>
+    </w:p>
+    <w:p>
+      <w:pPr/>
+      <w:r>
+        <w:rPr>
+          <w:lang w:val="fr_FR" w:bidi="fr_FR"/>
+        </w:rPr>
+      </w:r>
+    </w:p>
+    <w:p>
+      <w:pPr>
+        <w:pStyle w:val="Heading2"/>
+      </w:pPr>
+      <w:r>
+        <w:rPr>
+          <w:lang w:val="fr_FR" w:bidi="fr_FR"/>
+        </w:rPr>
+        <w:t>3 Jean 1.9 (#4)</w:t>
+      </w:r>
+      <w:r>
+        <w:rPr>
+          <w:lang w:val="fr_FR" w:bidi="fr_FR"/>
+        </w:rPr>
+      </w:r>
+    </w:p>
+    <w:p>
+      <w:pPr/>
+      <w:r>
+        <w:rPr>
+          <w:lang w:val="fr_FR" w:bidi="fr_FR"/>
+        </w:rPr>
+      </w:r>
+      <w:r>
+        <w:rPr>
+          <w:b/>
+          <w:lang w:val="fr_FR" w:bidi="fr_FR"/>
+        </w:rPr>
+        <w:t>ὁ φιλοπρωτεύων αὐτῶν</w:t>
+      </w:r>
+    </w:p>
+    <w:p>
+      <w:pPr/>
+      <w:r>
+        <w:rPr>
+          <w:lang w:val="fr_FR" w:bidi="fr_FR"/>
+        </w:rPr>
+      </w:r>
+      <w:r>
+        <w:rPr>
+          <w:b/>
+          <w:lang w:val="fr_FR" w:bidi="fr_FR"/>
+        </w:rPr>
+        <w:t>"qui aime à être le premier parmi eux"</w:t>
+      </w:r>
+    </w:p>
+    <w:p>
+      <w:pPr/>
+      <w:r>
+        <w:rPr>
+          <w:lang w:val="fr_FR" w:bidi="fr_FR"/>
+        </w:rPr>
+      </w:r>
+      <w:r>
+        <w:rPr>
+          <w:lang w:val="fr_FR" w:bidi="fr_FR"/>
+        </w:rPr>
+        <w:t xml:space="preserve">Jean utilise le mot </w:t>
+      </w:r>
+      <w:r>
+        <w:rPr>
+          <w:b/>
+          <w:lang w:val="fr_FR" w:bidi="fr_FR"/>
+        </w:rPr>
+        <w:t>premier</w:t>
+      </w:r>
+      <w:r>
+        <w:rPr>
+          <w:lang w:val="fr_FR" w:bidi="fr_FR"/>
+        </w:rPr>
+        <w:t xml:space="preserve"> dans le sens de "le plus important" ou "le chef". Traduction alternative : "qui aime être le plus important parmi eux" ou "qui aime agir comme s'il était leur chef".</w:t>
+      </w:r>
+    </w:p>
+    <w:p>
+      <w:pPr/>
+      <w:r>
+        <w:rPr>
+          <w:lang w:val="fr_FR" w:bidi="fr_FR"/>
+        </w:rPr>
+      </w:r>
+      <w:r>
+        <w:rPr>
+          <w:lang w:val="fr_FR" w:bidi="fr_FR"/>
+        </w:rPr>
+        <w:t xml:space="preserve">Voir : </w:t>
+      </w:r>
+      <w:r>
+        <w:rPr>
+          <w:lang w:val="fr_FR" w:bidi="fr_FR"/>
+        </w:rPr>
+        <w:t>Idiome</w:t>
+      </w:r>
+      <w:r>
+        <w:rPr>
+          <w:lang w:val="fr_FR" w:bidi="fr_FR"/>
+        </w:rPr>
+      </w:r>
+      <w:r>
+        <w:rPr>
+          <w:lang w:val="fr_FR" w:bidi="fr_FR"/>
+        </w:rPr>
+      </w:r>
+    </w:p>
+    <w:p>
+      <w:pPr/>
+      <w:r>
+        <w:rPr>
+          <w:lang w:val="fr_FR" w:bidi="fr_FR"/>
+        </w:rPr>
+      </w:r>
+    </w:p>
+    <w:p>
+      <w:pPr>
+        <w:pStyle w:val="Heading2"/>
+      </w:pPr>
+      <w:r>
+        <w:rPr>
+          <w:lang w:val="fr_FR" w:bidi="fr_FR"/>
+        </w:rPr>
+        <w:t>3 Jean 1.9 (#5)</w:t>
+      </w:r>
+      <w:r>
+        <w:rPr>
+          <w:lang w:val="fr_FR" w:bidi="fr_FR"/>
+        </w:rPr>
+      </w:r>
+    </w:p>
+    <w:p>
+      <w:pPr/>
+      <w:r>
+        <w:rPr>
+          <w:lang w:val="fr_FR" w:bidi="fr_FR"/>
+        </w:rPr>
+      </w:r>
+      <w:r>
+        <w:rPr>
+          <w:b/>
+          <w:lang w:val="fr_FR" w:bidi="fr_FR"/>
+        </w:rPr>
+        <w:t>οὐκ ἐπιδέχεται ἡμᾶς</w:t>
+      </w:r>
+    </w:p>
+    <w:p>
+      <w:pPr/>
+      <w:r>
+        <w:rPr>
+          <w:lang w:val="fr_FR" w:bidi="fr_FR"/>
+        </w:rPr>
+      </w:r>
+      <w:r>
+        <w:rPr>
+          <w:b/>
+          <w:lang w:val="fr_FR" w:bidi="fr_FR"/>
+        </w:rPr>
+        <w:t>"ne nous reçoit point"</w:t>
+      </w:r>
+    </w:p>
+    <w:p>
+      <w:pPr/>
+      <w:r>
+        <w:rPr>
+          <w:lang w:val="fr_FR" w:bidi="fr_FR"/>
+        </w:rPr>
+      </w:r>
+      <w:r>
+        <w:rPr>
+          <w:lang w:val="fr_FR" w:bidi="fr_FR"/>
+        </w:rPr>
+        <w:t xml:space="preserve">Jean utilise le mot </w:t>
       </w:r>
       <w:r>
         <w:rPr>
@@ -2520,7 +3547,20 @@
         <w:rPr>
           <w:lang w:val="fr_FR" w:bidi="fr_FR"/>
         </w:rPr>
-        <w:t xml:space="preserve"> pour parler de Gaïus, de lui-même et de tous les croyants. Utilisez donc la forme inclusive de ce mot si votre langue fait cette distinction.</w:t>
+        <w:t xml:space="preserve"> pour parler non seulement de lui-même mais aussi d'autres personnes et éléments qui lui sont associés. Cela pourrait signifier : (1) que Diotrèphe refuse d'offrir l'hospitalité et le soutien aux croyants en voyage que Jean soutient. (Le mot traduit par </w:t>
+      </w:r>
+      <w:r>
+        <w:rPr>
+          <w:b/>
+          <w:lang w:val="fr_FR" w:bidi="fr_FR"/>
+        </w:rPr>
+        <w:t>reçoit</w:t>
+      </w:r>
+      <w:r>
+        <w:rPr>
+          <w:lang w:val="fr_FR" w:bidi="fr_FR"/>
+        </w:rPr>
+        <w:t xml:space="preserve"> dans ce verset est le même que dans la phrase "il ne reçoit pas les frères" du verset suivant.) Traduction alternative : "refuse d'aider ces croyants itinérants" ; (2) que Diotrèphe n'accepte pas l'autorité de Jean et ne fera donc pas ce qu'il dit. Traduction alternative : "rejette nos instructions".</w:t>
       </w:r>
     </w:p>
     <w:p>
@@ -2540,6 +3580,117 @@
         <w:rPr>
           <w:lang w:val="fr_FR" w:bidi="fr_FR"/>
         </w:rPr>
+        <w:t>Métonymie</w:t>
+      </w:r>
+      <w:r>
+        <w:rPr>
+          <w:lang w:val="fr_FR" w:bidi="fr_FR"/>
+        </w:rPr>
+      </w:r>
+      <w:r>
+        <w:rPr>
+          <w:lang w:val="fr_FR" w:bidi="fr_FR"/>
+        </w:rPr>
+      </w:r>
+    </w:p>
+    <w:p>
+      <w:pPr/>
+      <w:r>
+        <w:rPr>
+          <w:lang w:val="fr_FR" w:bidi="fr_FR"/>
+        </w:rPr>
+      </w:r>
+    </w:p>
+    <w:p>
+      <w:pPr>
+        <w:pStyle w:val="Heading2"/>
+      </w:pPr>
+      <w:r>
+        <w:rPr>
+          <w:lang w:val="fr_FR" w:bidi="fr_FR"/>
+        </w:rPr>
+        <w:t>3 Jean 1.9 (#6)</w:t>
+      </w:r>
+      <w:r>
+        <w:rPr>
+          <w:lang w:val="fr_FR" w:bidi="fr_FR"/>
+        </w:rPr>
+      </w:r>
+    </w:p>
+    <w:p>
+      <w:pPr/>
+      <w:r>
+        <w:rPr>
+          <w:lang w:val="fr_FR" w:bidi="fr_FR"/>
+        </w:rPr>
+      </w:r>
+      <w:r>
+        <w:rPr>
+          <w:b/>
+          <w:lang w:val="fr_FR" w:bidi="fr_FR"/>
+        </w:rPr>
+        <w:t>ἡμᾶς</w:t>
+      </w:r>
+    </w:p>
+    <w:p>
+      <w:pPr/>
+      <w:r>
+        <w:rPr>
+          <w:lang w:val="fr_FR" w:bidi="fr_FR"/>
+        </w:rPr>
+      </w:r>
+      <w:r>
+        <w:rPr>
+          <w:b/>
+          <w:lang w:val="fr_FR" w:bidi="fr_FR"/>
+        </w:rPr>
+        <w:t>"nous"</w:t>
+      </w:r>
+    </w:p>
+    <w:p>
+      <w:pPr/>
+      <w:r>
+        <w:rPr>
+          <w:lang w:val="fr_FR" w:bidi="fr_FR"/>
+        </w:rPr>
+      </w:r>
+      <w:r>
+        <w:rPr>
+          <w:lang w:val="fr_FR" w:bidi="fr_FR"/>
+        </w:rPr>
+        <w:t xml:space="preserve">Ici, le mot </w:t>
+      </w:r>
+      <w:r>
+        <w:rPr>
+          <w:b/>
+          <w:lang w:val="fr_FR" w:bidi="fr_FR"/>
+        </w:rPr>
+        <w:t>nous</w:t>
+      </w:r>
+      <w:r>
+        <w:rPr>
+          <w:lang w:val="fr_FR" w:bidi="fr_FR"/>
+        </w:rPr>
+        <w:t xml:space="preserve"> désigne Jean et ceux qui sont avec lui mais pas Gaïus. Utilisez donc une forme exclusive de ce mot dans votre traduction si votre langue fait cette distinction.</w:t>
+      </w:r>
+    </w:p>
+    <w:p>
+      <w:pPr/>
+      <w:r>
+        <w:rPr>
+          <w:lang w:val="fr_FR" w:bidi="fr_FR"/>
+        </w:rPr>
+      </w:r>
+      <w:r>
+        <w:rPr>
+          <w:lang w:val="fr_FR" w:bidi="fr_FR"/>
+        </w:rPr>
+        <w:t xml:space="preserve">Voir : </w:t>
+      </w:r>
+      <w:r>
+        <w:rPr>
+          <w:lang w:val="fr_FR" w:bidi="fr_FR"/>
+        </w:rPr>
         <w:t>Le "nous" exclusif et le "nous" inclusif</w:t>
       </w:r>
       <w:r>
@@ -2569,69 +3720,63 @@
         <w:rPr>
           <w:lang w:val="fr_FR" w:bidi="fr_FR"/>
         </w:rPr>
-        <w:t>3 Jean 1.8 (#4)</w:t>
-      </w:r>
-      <w:r>
-        <w:rPr>
-          <w:lang w:val="fr_FR" w:bidi="fr_FR"/>
-        </w:rPr>
-      </w:r>
-    </w:p>
-    <w:p>
-      <w:pPr/>
-      <w:r>
-        <w:rPr>
-          <w:lang w:val="fr_FR" w:bidi="fr_FR"/>
-        </w:rPr>
-      </w:r>
-      <w:r>
-        <w:rPr>
-          <w:b/>
-          <w:lang w:val="fr_FR" w:bidi="fr_FR"/>
-        </w:rPr>
-        <w:t>ὑπολαμβάνειν</w:t>
-      </w:r>
-    </w:p>
-    <w:p>
-      <w:pPr/>
-      <w:r>
-        <w:rPr>
-          <w:lang w:val="fr_FR" w:bidi="fr_FR"/>
-        </w:rPr>
-      </w:r>
-      <w:r>
-        <w:rPr>
-          <w:b/>
-          <w:lang w:val="fr_FR" w:bidi="fr_FR"/>
-        </w:rPr>
-        <w:t>"accueillir"</w:t>
-      </w:r>
-    </w:p>
-    <w:p>
-      <w:pPr/>
-      <w:r>
-        <w:rPr>
-          <w:lang w:val="fr_FR" w:bidi="fr_FR"/>
-        </w:rPr>
-      </w:r>
-      <w:r>
-        <w:rPr>
-          <w:lang w:val="fr_FR" w:bidi="fr_FR"/>
-        </w:rPr>
-        <w:t xml:space="preserve">Jean suppose que Gaïus saura que </w:t>
-      </w:r>
-      <w:r>
-        <w:rPr>
-          <w:b/>
-          <w:lang w:val="fr_FR" w:bidi="fr_FR"/>
-        </w:rPr>
-        <w:t>accueillir</w:t>
-      </w:r>
-      <w:r>
-        <w:rPr>
-          <w:lang w:val="fr_FR" w:bidi="fr_FR"/>
-        </w:rPr>
-        <w:t xml:space="preserve"> ces croyants veut dire qu'il doit leur offrir l'hospitalité, y compris leur donner ce dont ils ont besoin pour leur voyage. Vous pourriez inclure cette information si c'est utile à vos lecteurs. Traduction alternative : "aider" ou "pourvoir aux besoins".</w:t>
+        <w:t>3 Jean 1.10 (#1)</w:t>
+      </w:r>
+      <w:r>
+        <w:rPr>
+          <w:lang w:val="fr_FR" w:bidi="fr_FR"/>
+        </w:rPr>
+      </w:r>
+    </w:p>
+    <w:p>
+      <w:pPr/>
+      <w:r>
+        <w:rPr>
+          <w:lang w:val="fr_FR" w:bidi="fr_FR"/>
+        </w:rPr>
+      </w:r>
+      <w:r>
+        <w:rPr>
+          <w:b/>
+          <w:lang w:val="fr_FR" w:bidi="fr_FR"/>
+        </w:rPr>
+        <w:t>διὰ τοῦτο</w:t>
+      </w:r>
+    </w:p>
+    <w:p>
+      <w:pPr/>
+      <w:r>
+        <w:rPr>
+          <w:lang w:val="fr_FR" w:bidi="fr_FR"/>
+        </w:rPr>
+      </w:r>
+      <w:r>
+        <w:rPr>
+          <w:b/>
+          <w:lang w:val="fr_FR" w:bidi="fr_FR"/>
+        </w:rPr>
+        <w:t>"C'est pourquoi"</w:t>
+      </w:r>
+    </w:p>
+    <w:p>
+      <w:pPr/>
+      <w:r>
+        <w:rPr>
+          <w:lang w:val="fr_FR" w:bidi="fr_FR"/>
+        </w:rPr>
+      </w:r>
+      <w:r>
+        <w:rPr>
+          <w:b/>
+          <w:lang w:val="fr_FR" w:bidi="fr_FR"/>
+        </w:rPr>
+        <w:t>C'est pourquoi</w:t>
+      </w:r>
+      <w:r>
+        <w:rPr>
+          <w:lang w:val="fr_FR" w:bidi="fr_FR"/>
+        </w:rPr>
+        <w:t xml:space="preserve"> indique que ce qui suit est le résultat de ce qui précède. Parce que Diotrèphe "ne reçoit pas" Jean et ceux qui sont avec lui (verset 9), Jean dévoilera ses mauvaises actions. Utilisez un moyen naturel de rendre cette relation dans votre langue. Traduction alternative : "Par conséquent ".</w:t>
       </w:r>
     </w:p>
     <w:p>
@@ -2651,7 +3796,7 @@
         <w:rPr>
           <w:lang w:val="fr_FR" w:bidi="fr_FR"/>
         </w:rPr>
-        <w:t>Connaissances présumées et informations sous-entendues</w:t>
+        <w:t>Connecteur : relation de cause à effet</w:t>
       </w:r>
       <w:r>
         <w:rPr>
@@ -2680,95 +3825,56 @@
         <w:rPr>
           <w:lang w:val="fr_FR" w:bidi="fr_FR"/>
         </w:rPr>
-        <w:t>3 Jean 1.8 (#5)</w:t>
-      </w:r>
-      <w:r>
-        <w:rPr>
-          <w:lang w:val="fr_FR" w:bidi="fr_FR"/>
-        </w:rPr>
-      </w:r>
-    </w:p>
-    <w:p>
-      <w:pPr/>
-      <w:r>
-        <w:rPr>
-          <w:lang w:val="fr_FR" w:bidi="fr_FR"/>
-        </w:rPr>
-      </w:r>
-      <w:r>
-        <w:rPr>
-          <w:b/>
-          <w:lang w:val="fr_FR" w:bidi="fr_FR"/>
-        </w:rPr>
-        <w:t>ἵνα</w:t>
-      </w:r>
-    </w:p>
-    <w:p>
-      <w:pPr/>
-      <w:r>
-        <w:rPr>
-          <w:lang w:val="fr_FR" w:bidi="fr_FR"/>
-        </w:rPr>
-      </w:r>
-      <w:r>
-        <w:rPr>
-          <w:b/>
-          <w:lang w:val="fr_FR" w:bidi="fr_FR"/>
-        </w:rPr>
-        <w:t>"afin de"</w:t>
-      </w:r>
-    </w:p>
-    <w:p>
-      <w:pPr/>
-      <w:r>
-        <w:rPr>
-          <w:lang w:val="fr_FR" w:bidi="fr_FR"/>
-        </w:rPr>
-      </w:r>
-      <w:r>
-        <w:rPr>
-          <w:lang w:val="fr_FR" w:bidi="fr_FR"/>
-        </w:rPr>
-        <w:t xml:space="preserve">Ici, </w:t>
-      </w:r>
-      <w:r>
-        <w:rPr>
-          <w:b/>
-          <w:lang w:val="fr_FR" w:bidi="fr_FR"/>
-        </w:rPr>
-        <w:t xml:space="preserve">afin de </w:t>
-      </w:r>
-      <w:r>
-        <w:rPr>
-          <w:lang w:val="fr_FR" w:bidi="fr_FR"/>
-        </w:rPr>
-        <w:t xml:space="preserve">exprime que devenir </w:t>
-      </w:r>
-      <w:r>
-        <w:rPr>
-          <w:b/>
-          <w:lang w:val="fr_FR" w:bidi="fr_FR"/>
-        </w:rPr>
-        <w:t>ouvriers</w:t>
-      </w:r>
-      <w:r>
-        <w:rPr>
-          <w:lang w:val="fr_FR" w:bidi="fr_FR"/>
-        </w:rPr>
-        <w:t xml:space="preserve"> est l'objectif ou le but de l'accueil des enseignants itinérants (de </w:t>
-      </w:r>
-      <w:r>
-        <w:rPr>
-          <w:b/>
-          <w:lang w:val="fr_FR" w:bidi="fr_FR"/>
-        </w:rPr>
-        <w:t>tels personnes)</w:t>
-      </w:r>
-      <w:r>
-        <w:rPr>
-          <w:lang w:val="fr_FR" w:bidi="fr_FR"/>
-        </w:rPr>
-        <w:t>. Utilisez un moyen naturel dans votre langue qui montre clairement qu'il s'agit d'un but. Traduction alternative : "et de cette manière"</w:t>
+        <w:t>3 Jean 1.10 (#2)</w:t>
+      </w:r>
+      <w:r>
+        <w:rPr>
+          <w:lang w:val="fr_FR" w:bidi="fr_FR"/>
+        </w:rPr>
+      </w:r>
+    </w:p>
+    <w:p>
+      <w:pPr/>
+      <w:r>
+        <w:rPr>
+          <w:lang w:val="fr_FR" w:bidi="fr_FR"/>
+        </w:rPr>
+      </w:r>
+      <w:r>
+        <w:rPr>
+          <w:b/>
+          <w:lang w:val="fr_FR" w:bidi="fr_FR"/>
+        </w:rPr>
+        <w:t>ἐὰν ἔλθω</w:t>
+      </w:r>
+    </w:p>
+    <w:p>
+      <w:pPr/>
+      <w:r>
+        <w:rPr>
+          <w:lang w:val="fr_FR" w:bidi="fr_FR"/>
+        </w:rPr>
+      </w:r>
+      <w:r>
+        <w:rPr>
+          <w:b/>
+          <w:lang w:val="fr_FR" w:bidi="fr_FR"/>
+        </w:rPr>
+        <w:t>"si je vais vous voir"</w:t>
+      </w:r>
+    </w:p>
+    <w:p>
+      <w:pPr/>
+      <w:r>
+        <w:rPr>
+          <w:lang w:val="fr_FR" w:bidi="fr_FR"/>
+        </w:rPr>
+      </w:r>
+      <w:r>
+        <w:rPr>
+          <w:lang w:val="fr_FR" w:bidi="fr_FR"/>
+        </w:rPr>
+        <w:t>Jean s'exprime comme si sa venue était incertaine, mais il veut bien dire qu'il prévoit assurément de venir. Si la phrase peut laisser penser à vos lecteurs que la venue de Jean est incertaine, vous pouvez traduire par une formule qui ne laisse aucun doute. Traduction alternative : "quand je viendrai" ou "lorsque je viendrai".</w:t>
       </w:r>
     </w:p>
     <w:p>
@@ -2788,7 +3894,7 @@
         <w:rPr>
           <w:lang w:val="fr_FR" w:bidi="fr_FR"/>
         </w:rPr>
-        <w:t>Connecteur : expression du but</w:t>
+        <w:t>Connecteur : conditions déjà réalisées</w:t>
       </w:r>
       <w:r>
         <w:rPr>
@@ -2817,27 +3923,138 @@
         <w:rPr>
           <w:lang w:val="fr_FR" w:bidi="fr_FR"/>
         </w:rPr>
-        <w:t>3 Jean 1.8 (#6)</w:t>
-      </w:r>
-      <w:r>
-        <w:rPr>
-          <w:lang w:val="fr_FR" w:bidi="fr_FR"/>
-        </w:rPr>
-      </w:r>
-    </w:p>
-    <w:p>
-      <w:pPr/>
-      <w:r>
-        <w:rPr>
-          <w:lang w:val="fr_FR" w:bidi="fr_FR"/>
-        </w:rPr>
-      </w:r>
-      <w:r>
-        <w:rPr>
-          <w:b/>
-          <w:lang w:val="fr_FR" w:bidi="fr_FR"/>
-        </w:rPr>
-        <w:t>ἵνα συνεργοὶ γινώμεθα τῇ ἀληθείᾳ</w:t>
+        <w:t>3 Jean 1.10 (#3)</w:t>
+      </w:r>
+      <w:r>
+        <w:rPr>
+          <w:lang w:val="fr_FR" w:bidi="fr_FR"/>
+        </w:rPr>
+      </w:r>
+    </w:p>
+    <w:p>
+      <w:pPr/>
+      <w:r>
+        <w:rPr>
+          <w:lang w:val="fr_FR" w:bidi="fr_FR"/>
+        </w:rPr>
+      </w:r>
+      <w:r>
+        <w:rPr>
+          <w:b/>
+          <w:lang w:val="fr_FR" w:bidi="fr_FR"/>
+        </w:rPr>
+        <w:t>ἔλθω</w:t>
+      </w:r>
+    </w:p>
+    <w:p>
+      <w:pPr/>
+      <w:r>
+        <w:rPr>
+          <w:lang w:val="fr_FR" w:bidi="fr_FR"/>
+        </w:rPr>
+      </w:r>
+      <w:r>
+        <w:rPr>
+          <w:b/>
+          <w:lang w:val="fr_FR" w:bidi="fr_FR"/>
+        </w:rPr>
+        <w:t>"Je vais"</w:t>
+      </w:r>
+    </w:p>
+    <w:p>
+      <w:pPr/>
+      <w:r>
+        <w:rPr>
+          <w:lang w:val="fr_FR" w:bidi="fr_FR"/>
+        </w:rPr>
+      </w:r>
+      <w:r>
+        <w:rPr>
+          <w:lang w:val="fr_FR" w:bidi="fr_FR"/>
+        </w:rPr>
+        <w:t xml:space="preserve">Dans un contexte comme celui-ci, votre langue pourrait dire "venir" au lieu de </w:t>
+      </w:r>
+      <w:r>
+        <w:rPr>
+          <w:b/>
+          <w:lang w:val="fr_FR" w:bidi="fr_FR"/>
+        </w:rPr>
+        <w:t>aller</w:t>
+      </w:r>
+      <w:r>
+        <w:rPr>
+          <w:lang w:val="fr_FR" w:bidi="fr_FR"/>
+        </w:rPr>
+        <w:t>. Traduction alternative : "Je viens vous voir".</w:t>
+      </w:r>
+    </w:p>
+    <w:p>
+      <w:pPr/>
+      <w:r>
+        <w:rPr>
+          <w:lang w:val="fr_FR" w:bidi="fr_FR"/>
+        </w:rPr>
+      </w:r>
+      <w:r>
+        <w:rPr>
+          <w:lang w:val="fr_FR" w:bidi="fr_FR"/>
+        </w:rPr>
+        <w:t xml:space="preserve">Voir : </w:t>
+      </w:r>
+      <w:r>
+        <w:rPr>
+          <w:lang w:val="fr_FR" w:bidi="fr_FR"/>
+        </w:rPr>
+        <w:t>Aller et Venir</w:t>
+      </w:r>
+      <w:r>
+        <w:rPr>
+          <w:lang w:val="fr_FR" w:bidi="fr_FR"/>
+        </w:rPr>
+      </w:r>
+      <w:r>
+        <w:rPr>
+          <w:lang w:val="fr_FR" w:bidi="fr_FR"/>
+        </w:rPr>
+      </w:r>
+    </w:p>
+    <w:p>
+      <w:pPr/>
+      <w:r>
+        <w:rPr>
+          <w:lang w:val="fr_FR" w:bidi="fr_FR"/>
+        </w:rPr>
+      </w:r>
+    </w:p>
+    <w:p>
+      <w:pPr>
+        <w:pStyle w:val="Heading2"/>
+      </w:pPr>
+      <w:r>
+        <w:rPr>
+          <w:lang w:val="fr_FR" w:bidi="fr_FR"/>
+        </w:rPr>
+        <w:t>3 Jean 1.10 (#4)</w:t>
+      </w:r>
+      <w:r>
+        <w:rPr>
+          <w:lang w:val="fr_FR" w:bidi="fr_FR"/>
+        </w:rPr>
+      </w:r>
+    </w:p>
+    <w:p>
+      <w:pPr/>
+      <w:r>
+        <w:rPr>
+          <w:lang w:val="fr_FR" w:bidi="fr_FR"/>
+        </w:rPr>
+      </w:r>
+      <w:r>
+        <w:rPr>
+          <w:b/>
+          <w:lang w:val="fr_FR" w:bidi="fr_FR"/>
+        </w:rPr>
+        <w:t>λόγοις πονηροῖς φλυαρῶν ἡμᾶς</w:t>
       </w:r>
     </w:p>
     <w:p>
@@ -2859,7 +4076,7 @@
           <w:b/>
           <w:lang w:val="fr_FR" w:bidi="fr_FR"/>
         </w:rPr>
-        <w:t>afin d'être ouvriers avec eux pour la vérité</w:t>
+        <w:t>en tenant contre nous de méchants propos</w:t>
       </w:r>
       <w:r>
         <w:rPr>
@@ -2880,33 +4097,46 @@
         <w:rPr>
           <w:lang w:val="fr_FR" w:bidi="fr_FR"/>
         </w:rPr>
-        <w:t xml:space="preserve">Jean parle de la </w:t>
-      </w:r>
-      <w:r>
-        <w:rPr>
-          <w:b/>
-          <w:lang w:val="fr_FR" w:bidi="fr_FR"/>
-        </w:rPr>
-        <w:t>vérité</w:t>
-      </w:r>
-      <w:r>
-        <w:rPr>
-          <w:lang w:val="fr_FR" w:bidi="fr_FR"/>
-        </w:rPr>
-        <w:t xml:space="preserve"> comme si c'était une entité vivante dont lui et ses compagnons chrétiens pourraient devenir les </w:t>
-      </w:r>
-      <w:r>
-        <w:rPr>
-          <w:b/>
-          <w:lang w:val="fr_FR" w:bidi="fr_FR"/>
-        </w:rPr>
-        <w:t>ouvriers</w:t>
-      </w:r>
-      <w:r>
-        <w:rPr>
-          <w:lang w:val="fr_FR" w:bidi="fr_FR"/>
-        </w:rPr>
-        <w:t>. Si c'est utile dans votre langue, vous pouvez expliciter le sens. Traduction alternative : "afin que nous puissions coopérer avec eux pour annoncer la vérité de Dieu aux gens".</w:t>
+        <w:t xml:space="preserve">Jean utilise le terme </w:t>
+      </w:r>
+      <w:r>
+        <w:rPr>
+          <w:b/>
+          <w:lang w:val="fr_FR" w:bidi="fr_FR"/>
+        </w:rPr>
+        <w:t>propos</w:t>
+      </w:r>
+      <w:r>
+        <w:rPr>
+          <w:lang w:val="fr_FR" w:bidi="fr_FR"/>
+        </w:rPr>
+        <w:t xml:space="preserve"> pour signifier ce que Diotrèphe a dit en utilisant des mots. Ces </w:t>
+      </w:r>
+      <w:r>
+        <w:rPr>
+          <w:b/>
+          <w:lang w:val="fr_FR" w:bidi="fr_FR"/>
+        </w:rPr>
+        <w:t>propos</w:t>
+      </w:r>
+      <w:r>
+        <w:rPr>
+          <w:lang w:val="fr_FR" w:bidi="fr_FR"/>
+        </w:rPr>
+        <w:t xml:space="preserve"> sont un exemple des </w:t>
+      </w:r>
+      <w:r>
+        <w:rPr>
+          <w:b/>
+          <w:lang w:val="fr_FR" w:bidi="fr_FR"/>
+        </w:rPr>
+        <w:t>actes qu'il commet</w:t>
+      </w:r>
+      <w:r>
+        <w:rPr>
+          <w:lang w:val="fr_FR" w:bidi="fr_FR"/>
+        </w:rPr>
+        <w:t>. Si c'est utile dans votre langue, vous pouvez expliciter le sens. Traduction alternative : "en nous calomniant méchamment"</w:t>
       </w:r>
     </w:p>
     <w:p>
@@ -2926,7 +4156,7 @@
         <w:rPr>
           <w:lang w:val="fr_FR" w:bidi="fr_FR"/>
         </w:rPr>
-        <w:t>Personnification</w:t>
+        <w:t>Métonymie</w:t>
       </w:r>
       <w:r>
         <w:rPr>
@@ -2955,69 +4185,161 @@
         <w:rPr>
           <w:lang w:val="fr_FR" w:bidi="fr_FR"/>
         </w:rPr>
-        <w:t>3 Jean 1.8 (#7)</w:t>
-      </w:r>
-      <w:r>
-        <w:rPr>
-          <w:lang w:val="fr_FR" w:bidi="fr_FR"/>
-        </w:rPr>
-      </w:r>
-    </w:p>
-    <w:p>
-      <w:pPr/>
-      <w:r>
-        <w:rPr>
-          <w:lang w:val="fr_FR" w:bidi="fr_FR"/>
-        </w:rPr>
-      </w:r>
-      <w:r>
-        <w:rPr>
-          <w:b/>
-          <w:lang w:val="fr_FR" w:bidi="fr_FR"/>
-        </w:rPr>
-        <w:t>τῇ ἀληθείᾳ</w:t>
-      </w:r>
-    </w:p>
-    <w:p>
-      <w:pPr/>
-      <w:r>
-        <w:rPr>
-          <w:lang w:val="fr_FR" w:bidi="fr_FR"/>
-        </w:rPr>
-      </w:r>
-      <w:r>
-        <w:rPr>
-          <w:b/>
-          <w:lang w:val="fr_FR" w:bidi="fr_FR"/>
-        </w:rPr>
-        <w:t>"avec la vérité"</w:t>
-      </w:r>
-    </w:p>
-    <w:p>
-      <w:pPr/>
-      <w:r>
-        <w:rPr>
-          <w:lang w:val="fr_FR" w:bidi="fr_FR"/>
-        </w:rPr>
-      </w:r>
-      <w:r>
-        <w:rPr>
-          <w:lang w:val="fr_FR" w:bidi="fr_FR"/>
-        </w:rPr>
-        <w:t xml:space="preserve">John utilise le terme </w:t>
-      </w:r>
-      <w:r>
-        <w:rPr>
-          <w:b/>
-          <w:lang w:val="fr_FR" w:bidi="fr_FR"/>
-        </w:rPr>
-        <w:t>vérité</w:t>
-      </w:r>
-      <w:r>
-        <w:rPr>
-          <w:lang w:val="fr_FR" w:bidi="fr_FR"/>
-        </w:rPr>
-        <w:t xml:space="preserve"> pour parler de quelque chose ou de quelqu'un associé à la vérité. Si c'est utile dans votre langue, vous pouvez utiliser une expression équivalente ou expliciter le sens. Ce pourrait être : (1) le vrai message de Dieu. Traduction alternative : "le vrai message de Dieu" (2) Dieu lui-même, qui est la Vérité. Traduction alternative : "le véritable Dieu"</w:t>
+        <w:t>3 Jean 1.10 (#5)</w:t>
+      </w:r>
+      <w:r>
+        <w:rPr>
+          <w:lang w:val="fr_FR" w:bidi="fr_FR"/>
+        </w:rPr>
+      </w:r>
+    </w:p>
+    <w:p>
+      <w:pPr/>
+      <w:r>
+        <w:rPr>
+          <w:lang w:val="fr_FR" w:bidi="fr_FR"/>
+        </w:rPr>
+      </w:r>
+      <w:r>
+        <w:rPr>
+          <w:b/>
+          <w:lang w:val="fr_FR" w:bidi="fr_FR"/>
+        </w:rPr>
+        <w:t>μὴ ἀρκούμενος ἐπὶ τούτοις</w:t>
+      </w:r>
+    </w:p>
+    <w:p>
+      <w:pPr/>
+      <w:r>
+        <w:rPr>
+          <w:lang w:val="fr_FR" w:bidi="fr_FR"/>
+        </w:rPr>
+      </w:r>
+      <w:r>
+        <w:rPr>
+          <w:b/>
+          <w:lang w:val="fr_FR" w:bidi="fr_FR"/>
+        </w:rPr>
+        <w:t>« non contents de cela »</w:t>
+      </w:r>
+    </w:p>
+    <w:p>
+      <w:pPr/>
+      <w:r>
+        <w:rPr>
+          <w:lang w:val="fr_FR" w:bidi="fr_FR"/>
+        </w:rPr>
+      </w:r>
+      <w:r>
+        <w:rPr>
+          <w:lang w:val="fr_FR" w:bidi="fr_FR"/>
+        </w:rPr>
+        <w:t>Dans le texte grec, il s'agit d'une forme verbale passive. Choisissez la façon la plus naturelle de formuler cette idée dans votre langue. Traduction alternative : « n'étant pas satisfait de cela » ou « ne se satisfaisant pas de cela ».</w:t>
+      </w:r>
+    </w:p>
+    <w:p>
+      <w:pPr/>
+      <w:r>
+        <w:rPr>
+          <w:lang w:val="fr_FR" w:bidi="fr_FR"/>
+        </w:rPr>
+      </w:r>
+      <w:r>
+        <w:rPr>
+          <w:lang w:val="fr_FR" w:bidi="fr_FR"/>
+        </w:rPr>
+        <w:t>Voir : Actif ou passif</w:t>
+      </w:r>
+      <w:r>
+        <w:rPr>
+          <w:lang w:val="fr_FR" w:bidi="fr_FR"/>
+        </w:rPr>
+      </w:r>
+      <w:r>
+        <w:rPr>
+          <w:lang w:val="fr_FR" w:bidi="fr_FR"/>
+        </w:rPr>
+      </w:r>
+    </w:p>
+    <w:p>
+      <w:pPr/>
+      <w:r>
+        <w:rPr>
+          <w:lang w:val="fr_FR" w:bidi="fr_FR"/>
+        </w:rPr>
+      </w:r>
+    </w:p>
+    <w:p>
+      <w:pPr>
+        <w:pStyle w:val="Heading2"/>
+      </w:pPr>
+      <w:r>
+        <w:rPr>
+          <w:lang w:val="fr_FR" w:bidi="fr_FR"/>
+        </w:rPr>
+        <w:t>3 Jean 1:10 (#6)</w:t>
+      </w:r>
+      <w:r>
+        <w:rPr>
+          <w:lang w:val="fr_FR" w:bidi="fr_FR"/>
+        </w:rPr>
+      </w:r>
+    </w:p>
+    <w:p>
+      <w:pPr/>
+      <w:r>
+        <w:rPr>
+          <w:lang w:val="fr_FR" w:bidi="fr_FR"/>
+        </w:rPr>
+      </w:r>
+      <w:r>
+        <w:rPr>
+          <w:b/>
+          <w:lang w:val="fr_FR" w:bidi="fr_FR"/>
+        </w:rPr>
+        <w:t>τοὺς ἀδελφοὺς</w:t>
+      </w:r>
+    </w:p>
+    <w:p>
+      <w:pPr/>
+      <w:r>
+        <w:rPr>
+          <w:lang w:val="fr_FR" w:bidi="fr_FR"/>
+        </w:rPr>
+      </w:r>
+      <w:r>
+        <w:rPr>
+          <w:b/>
+          <w:lang w:val="fr_FR" w:bidi="fr_FR"/>
+        </w:rPr>
+        <w:t>"les frères"</w:t>
+      </w:r>
+    </w:p>
+    <w:p>
+      <w:pPr/>
+      <w:r>
+        <w:rPr>
+          <w:lang w:val="fr_FR" w:bidi="fr_FR"/>
+        </w:rPr>
+      </w:r>
+      <w:r>
+        <w:rPr>
+          <w:lang w:val="fr_FR" w:bidi="fr_FR"/>
+        </w:rPr>
+        <w:t xml:space="preserve">Jean utilise le terme </w:t>
+      </w:r>
+      <w:r>
+        <w:rPr>
+          <w:b/>
+          <w:lang w:val="fr_FR" w:bidi="fr_FR"/>
+        </w:rPr>
+        <w:t>frères</w:t>
+      </w:r>
+      <w:r>
+        <w:rPr>
+          <w:lang w:val="fr_FR" w:bidi="fr_FR"/>
+        </w:rPr>
+        <w:t xml:space="preserve"> pour désigner les personnes qui partagent la même foi. Si c'est utile dans votre langue, vous pouvez expliciter le sens. Traduction alternative : "ses coreligionnaires".</w:t>
       </w:r>
     </w:p>
     <w:p>
@@ -3037,7 +4359,7 @@
         <w:rPr>
           <w:lang w:val="fr_FR" w:bidi="fr_FR"/>
         </w:rPr>
-        <w:t>Métonymie</w:t>
+        <w:t>Métaphore</w:t>
       </w:r>
       <w:r>
         <w:rPr>
@@ -3066,56 +4388,56 @@
         <w:rPr>
           <w:lang w:val="fr_FR" w:bidi="fr_FR"/>
         </w:rPr>
-        <w:t>3 Jean 1.9 (#1)</w:t>
-      </w:r>
-      <w:r>
-        <w:rPr>
-          <w:lang w:val="fr_FR" w:bidi="fr_FR"/>
-        </w:rPr>
-      </w:r>
-    </w:p>
-    <w:p>
-      <w:pPr/>
-      <w:r>
-        <w:rPr>
-          <w:lang w:val="fr_FR" w:bidi="fr_FR"/>
-        </w:rPr>
-      </w:r>
-      <w:r>
-        <w:rPr>
-          <w:b/>
-          <w:lang w:val="fr_FR" w:bidi="fr_FR"/>
-        </w:rPr>
-        <w:t>τι</w:t>
-      </w:r>
-    </w:p>
-    <w:p>
-      <w:pPr/>
-      <w:r>
-        <w:rPr>
-          <w:lang w:val="fr_FR" w:bidi="fr_FR"/>
-        </w:rPr>
-      </w:r>
-      <w:r>
-        <w:rPr>
-          <w:b/>
-          <w:lang w:val="fr_FR" w:bidi="fr_FR"/>
-        </w:rPr>
-        <w:t>"quelques mots"</w:t>
-      </w:r>
-    </w:p>
-    <w:p>
-      <w:pPr/>
-      <w:r>
-        <w:rPr>
-          <w:lang w:val="fr_FR" w:bidi="fr_FR"/>
-        </w:rPr>
-      </w:r>
-      <w:r>
-        <w:rPr>
-          <w:lang w:val="fr_FR" w:bidi="fr_FR"/>
-        </w:rPr>
-        <w:t>Jean a écrit une lettre, contenant probablement des instructions sur comment aider les enseignants chrétiens itinérants. Vous pouvez inclure cette information si c'est utile à vos lecteurs. Traduction alternative : "une lettre à ce sujet".</w:t>
+        <w:t>3 Jean 1.10 (#7)</w:t>
+      </w:r>
+      <w:r>
+        <w:rPr>
+          <w:lang w:val="fr_FR" w:bidi="fr_FR"/>
+        </w:rPr>
+      </w:r>
+    </w:p>
+    <w:p>
+      <w:pPr/>
+      <w:r>
+        <w:rPr>
+          <w:lang w:val="fr_FR" w:bidi="fr_FR"/>
+        </w:rPr>
+      </w:r>
+      <w:r>
+        <w:rPr>
+          <w:b/>
+          <w:lang w:val="fr_FR" w:bidi="fr_FR"/>
+        </w:rPr>
+        <w:t>καὶ τοὺς βουλομένους κωλύει</w:t>
+      </w:r>
+    </w:p>
+    <w:p>
+      <w:pPr/>
+      <w:r>
+        <w:rPr>
+          <w:lang w:val="fr_FR" w:bidi="fr_FR"/>
+        </w:rPr>
+      </w:r>
+      <w:r>
+        <w:rPr>
+          <w:b/>
+          <w:lang w:val="fr_FR" w:bidi="fr_FR"/>
+        </w:rPr>
+        <w:t>"il les en empêche"</w:t>
+      </w:r>
+    </w:p>
+    <w:p>
+      <w:pPr/>
+      <w:r>
+        <w:rPr>
+          <w:lang w:val="fr_FR" w:bidi="fr_FR"/>
+        </w:rPr>
+      </w:r>
+      <w:r>
+        <w:rPr>
+          <w:lang w:val="fr_FR" w:bidi="fr_FR"/>
+        </w:rPr>
+        <w:t>John omet certains des mots qui sont nécessaires pour que la phrase soit complète dans de nombreuses langues. Vous pouvez ajouter ces mots en fonction du contexte si c'est plus clair dans votre langue. Traduction alternative : "et il arrête ceux qui sont prêts à recevoir les croyants"</w:t>
       </w:r>
     </w:p>
     <w:p>
@@ -3135,7 +4457,7 @@
         <w:rPr>
           <w:lang w:val="fr_FR" w:bidi="fr_FR"/>
         </w:rPr>
-        <w:t>Connaissances présumées et informations sous-entendues</w:t>
+        <w:t>Ellipse</w:t>
       </w:r>
       <w:r>
         <w:rPr>
@@ -3164,69 +4486,82 @@
         <w:rPr>
           <w:lang w:val="fr_FR" w:bidi="fr_FR"/>
         </w:rPr>
-        <w:t>3 Jean 1.9 (#2)</w:t>
-      </w:r>
-      <w:r>
-        <w:rPr>
-          <w:lang w:val="fr_FR" w:bidi="fr_FR"/>
-        </w:rPr>
-      </w:r>
-    </w:p>
-    <w:p>
-      <w:pPr/>
-      <w:r>
-        <w:rPr>
-          <w:lang w:val="fr_FR" w:bidi="fr_FR"/>
-        </w:rPr>
-      </w:r>
-      <w:r>
-        <w:rPr>
-          <w:b/>
-          <w:lang w:val="fr_FR" w:bidi="fr_FR"/>
-        </w:rPr>
-        <w:t>τῇ ἐκκλησίᾳ</w:t>
-      </w:r>
-    </w:p>
-    <w:p>
-      <w:pPr/>
-      <w:r>
-        <w:rPr>
-          <w:lang w:val="fr_FR" w:bidi="fr_FR"/>
-        </w:rPr>
-      </w:r>
-      <w:r>
-        <w:rPr>
-          <w:b/>
-          <w:lang w:val="fr_FR" w:bidi="fr_FR"/>
-        </w:rPr>
-        <w:t>"à l'Église"</w:t>
-      </w:r>
-    </w:p>
-    <w:p>
-      <w:pPr/>
-      <w:r>
-        <w:rPr>
-          <w:lang w:val="fr_FR" w:bidi="fr_FR"/>
-        </w:rPr>
-      </w:r>
-      <w:r>
-        <w:rPr>
-          <w:lang w:val="fr_FR" w:bidi="fr_FR"/>
-        </w:rPr>
-        <w:t xml:space="preserve">Ici, </w:t>
-      </w:r>
-      <w:r>
-        <w:rPr>
-          <w:b/>
-          <w:lang w:val="fr_FR" w:bidi="fr_FR"/>
-        </w:rPr>
-        <w:t>l'Église</w:t>
-      </w:r>
-      <w:r>
-        <w:rPr>
-          <w:lang w:val="fr_FR" w:bidi="fr_FR"/>
-        </w:rPr>
-        <w:t xml:space="preserve"> désigne Gaïus et le groupe de croyants qui se réunissaient régulièrement avec lui pour adorer Dieu. Vous pouvez ajouter cette information si c'est utile à vos lecteurs. Traduction alternative : "à l'assemblée des croyants de votre localité".</w:t>
+        <w:t>3 Jean 1.11 (#1)</w:t>
+      </w:r>
+      <w:r>
+        <w:rPr>
+          <w:lang w:val="fr_FR" w:bidi="fr_FR"/>
+        </w:rPr>
+      </w:r>
+    </w:p>
+    <w:p>
+      <w:pPr/>
+      <w:r>
+        <w:rPr>
+          <w:lang w:val="fr_FR" w:bidi="fr_FR"/>
+        </w:rPr>
+      </w:r>
+      <w:r>
+        <w:rPr>
+          <w:b/>
+          <w:lang w:val="fr_FR" w:bidi="fr_FR"/>
+        </w:rPr>
+        <w:t>μὴ μιμοῦ τὸ κακὸν, ἀλλὰ τὸ ἀγαθόν</w:t>
+      </w:r>
+    </w:p>
+    <w:p>
+      <w:pPr/>
+      <w:r>
+        <w:rPr>
+          <w:lang w:val="fr_FR" w:bidi="fr_FR"/>
+        </w:rPr>
+      </w:r>
+      <w:r>
+        <w:rPr>
+          <w:b/>
+          <w:lang w:val="fr_FR" w:bidi="fr_FR"/>
+        </w:rPr>
+        <w:t>"n'imite pas le mal mais le bien"</w:t>
+      </w:r>
+    </w:p>
+    <w:p>
+      <w:pPr/>
+      <w:r>
+        <w:rPr>
+          <w:lang w:val="fr_FR" w:bidi="fr_FR"/>
+        </w:rPr>
+      </w:r>
+      <w:r>
+        <w:rPr>
+          <w:lang w:val="fr_FR" w:bidi="fr_FR"/>
+        </w:rPr>
+        <w:t xml:space="preserve">Jean utilise les adjectifs </w:t>
+      </w:r>
+      <w:r>
+        <w:rPr>
+          <w:b/>
+          <w:lang w:val="fr_FR" w:bidi="fr_FR"/>
+        </w:rPr>
+        <w:t>mal</w:t>
+      </w:r>
+      <w:r>
+        <w:rPr>
+          <w:lang w:val="fr_FR" w:bidi="fr_FR"/>
+        </w:rPr>
+        <w:t xml:space="preserve"> et </w:t>
+      </w:r>
+      <w:r>
+        <w:rPr>
+          <w:b/>
+          <w:lang w:val="fr_FR" w:bidi="fr_FR"/>
+        </w:rPr>
+        <w:t>bien</w:t>
+      </w:r>
+      <w:r>
+        <w:rPr>
+          <w:lang w:val="fr_FR" w:bidi="fr_FR"/>
+        </w:rPr>
+        <w:t xml:space="preserve"> comme des noms dans un sens général. Votre langue peut utiliser les adjectifs de la même manière. Sinon, vous pouvez traduire ces mots par une phrase équivalente. Traduction alternative : "n'imite pas les mauvaises actions que font les gens, mais imite leurs bonnes actions".</w:t>
       </w:r>
     </w:p>
     <w:p>
@@ -3246,7 +4581,7 @@
         <w:rPr>
           <w:lang w:val="fr_FR" w:bidi="fr_FR"/>
         </w:rPr>
-        <w:t>Connaissances présumées et informations implicites</w:t>
+        <w:t>Adjectifs substantivés</w:t>
       </w:r>
       <w:r>
         <w:rPr>
@@ -3275,63 +4610,56 @@
         <w:rPr>
           <w:lang w:val="fr_FR" w:bidi="fr_FR"/>
         </w:rPr>
-        <w:t>3 Jean 1.9 (#3)</w:t>
-      </w:r>
-      <w:r>
-        <w:rPr>
-          <w:lang w:val="fr_FR" w:bidi="fr_FR"/>
-        </w:rPr>
-      </w:r>
-    </w:p>
-    <w:p>
-      <w:pPr/>
-      <w:r>
-        <w:rPr>
-          <w:lang w:val="fr_FR" w:bidi="fr_FR"/>
-        </w:rPr>
-      </w:r>
-      <w:r>
-        <w:rPr>
-          <w:b/>
-          <w:lang w:val="fr_FR" w:bidi="fr_FR"/>
-        </w:rPr>
-        <w:t>Διοτρέφης</w:t>
-      </w:r>
-    </w:p>
-    <w:p>
-      <w:pPr/>
-      <w:r>
-        <w:rPr>
-          <w:lang w:val="fr_FR" w:bidi="fr_FR"/>
-        </w:rPr>
-      </w:r>
-      <w:r>
-        <w:rPr>
-          <w:b/>
-          <w:lang w:val="fr_FR" w:bidi="fr_FR"/>
-        </w:rPr>
-        <w:t>"Diotrèphe"</w:t>
-      </w:r>
-    </w:p>
-    <w:p>
-      <w:pPr/>
-      <w:r>
-        <w:rPr>
-          <w:lang w:val="fr_FR" w:bidi="fr_FR"/>
-        </w:rPr>
-      </w:r>
-      <w:r>
-        <w:rPr>
-          <w:b/>
-          <w:lang w:val="fr_FR" w:bidi="fr_FR"/>
-        </w:rPr>
-        <w:t>Diotrèphe</w:t>
-      </w:r>
-      <w:r>
-        <w:rPr>
-          <w:lang w:val="fr_FR" w:bidi="fr_FR"/>
-        </w:rPr>
-        <w:t xml:space="preserve"> est le nom d'un chef de l'Église.</w:t>
+        <w:t>3 Jean 1.11 (#2)</w:t>
+      </w:r>
+      <w:r>
+        <w:rPr>
+          <w:lang w:val="fr_FR" w:bidi="fr_FR"/>
+        </w:rPr>
+      </w:r>
+    </w:p>
+    <w:p>
+      <w:pPr/>
+      <w:r>
+        <w:rPr>
+          <w:lang w:val="fr_FR" w:bidi="fr_FR"/>
+        </w:rPr>
+      </w:r>
+      <w:r>
+        <w:rPr>
+          <w:b/>
+          <w:lang w:val="fr_FR" w:bidi="fr_FR"/>
+        </w:rPr>
+        <w:t>ἀλλὰ τὸ ἀγαθόν</w:t>
+      </w:r>
+    </w:p>
+    <w:p>
+      <w:pPr/>
+      <w:r>
+        <w:rPr>
+          <w:lang w:val="fr_FR" w:bidi="fr_FR"/>
+        </w:rPr>
+      </w:r>
+      <w:r>
+        <w:rPr>
+          <w:b/>
+          <w:lang w:val="fr_FR" w:bidi="fr_FR"/>
+        </w:rPr>
+        <w:t>"mais le bien"</w:t>
+      </w:r>
+    </w:p>
+    <w:p>
+      <w:pPr/>
+      <w:r>
+        <w:rPr>
+          <w:lang w:val="fr_FR" w:bidi="fr_FR"/>
+        </w:rPr>
+      </w:r>
+      <w:r>
+        <w:rPr>
+          <w:lang w:val="fr_FR" w:bidi="fr_FR"/>
+        </w:rPr>
+        <w:t>Jean élude un certain nombre de mots nécessaires pour que la phrase soit complète dans certaines langues. Vous pouvez ajouter ces mots à choisir en fonction du contexte. Traduction alternative : "mais imite les bonnes choses que les gens font".</w:t>
       </w:r>
     </w:p>
     <w:p>
@@ -3351,6 +4679,314 @@
         <w:rPr>
           <w:lang w:val="fr_FR" w:bidi="fr_FR"/>
         </w:rPr>
+        <w:t>Ellipse</w:t>
+      </w:r>
+      <w:r>
+        <w:rPr>
+          <w:lang w:val="fr_FR" w:bidi="fr_FR"/>
+        </w:rPr>
+      </w:r>
+      <w:r>
+        <w:rPr>
+          <w:lang w:val="fr_FR" w:bidi="fr_FR"/>
+        </w:rPr>
+      </w:r>
+    </w:p>
+    <w:p>
+      <w:pPr/>
+      <w:r>
+        <w:rPr>
+          <w:lang w:val="fr_FR" w:bidi="fr_FR"/>
+        </w:rPr>
+      </w:r>
+    </w:p>
+    <w:p>
+      <w:pPr>
+        <w:pStyle w:val="Heading2"/>
+      </w:pPr>
+      <w:r>
+        <w:rPr>
+          <w:lang w:val="fr_FR" w:bidi="fr_FR"/>
+        </w:rPr>
+        <w:t>3 Jean 1.11 (#3)</w:t>
+      </w:r>
+      <w:r>
+        <w:rPr>
+          <w:lang w:val="fr_FR" w:bidi="fr_FR"/>
+        </w:rPr>
+      </w:r>
+    </w:p>
+    <w:p>
+      <w:pPr/>
+      <w:r>
+        <w:rPr>
+          <w:lang w:val="fr_FR" w:bidi="fr_FR"/>
+        </w:rPr>
+      </w:r>
+      <w:r>
+        <w:rPr>
+          <w:b/>
+          <w:lang w:val="fr_FR" w:bidi="fr_FR"/>
+        </w:rPr>
+        <w:t>οὐχ ἑώρακεν τὸν Θεόν</w:t>
+      </w:r>
+    </w:p>
+    <w:p>
+      <w:pPr/>
+      <w:r>
+        <w:rPr>
+          <w:lang w:val="fr_FR" w:bidi="fr_FR"/>
+        </w:rPr>
+      </w:r>
+      <w:r>
+        <w:rPr>
+          <w:b/>
+          <w:lang w:val="fr_FR" w:bidi="fr_FR"/>
+        </w:rPr>
+        <w:t>"n'a point vu Dieu"</w:t>
+      </w:r>
+    </w:p>
+    <w:p>
+      <w:pPr/>
+      <w:r>
+        <w:rPr>
+          <w:lang w:val="fr_FR" w:bidi="fr_FR"/>
+        </w:rPr>
+      </w:r>
+      <w:r>
+        <w:rPr>
+          <w:lang w:val="fr_FR" w:bidi="fr_FR"/>
+        </w:rPr>
+        <w:t xml:space="preserve">Jean utilise le mot </w:t>
+      </w:r>
+      <w:r>
+        <w:rPr>
+          <w:b/>
+          <w:lang w:val="fr_FR" w:bidi="fr_FR"/>
+        </w:rPr>
+        <w:t>vu</w:t>
+      </w:r>
+      <w:r>
+        <w:rPr>
+          <w:lang w:val="fr_FR" w:bidi="fr_FR"/>
+        </w:rPr>
+        <w:t xml:space="preserve"> pour dire "cru en" ou "fait l'expérience de". Si c'est plus clair dans votre langue, vous pouvez expliciter le sens. Traduction alternative : "n'a pas fait l'expérience de Dieu" ou "n'a pas cru en Dieu".</w:t>
+      </w:r>
+    </w:p>
+    <w:p>
+      <w:pPr/>
+      <w:r>
+        <w:rPr>
+          <w:lang w:val="fr_FR" w:bidi="fr_FR"/>
+        </w:rPr>
+      </w:r>
+      <w:r>
+        <w:rPr>
+          <w:lang w:val="fr_FR" w:bidi="fr_FR"/>
+        </w:rPr>
+        <w:t xml:space="preserve">Voir : </w:t>
+      </w:r>
+      <w:r>
+        <w:rPr>
+          <w:lang w:val="fr_FR" w:bidi="fr_FR"/>
+        </w:rPr>
+        <w:t>Métaphore</w:t>
+      </w:r>
+      <w:r>
+        <w:rPr>
+          <w:lang w:val="fr_FR" w:bidi="fr_FR"/>
+        </w:rPr>
+      </w:r>
+      <w:r>
+        <w:rPr>
+          <w:lang w:val="fr_FR" w:bidi="fr_FR"/>
+        </w:rPr>
+      </w:r>
+    </w:p>
+    <w:p>
+      <w:pPr/>
+      <w:r>
+        <w:rPr>
+          <w:lang w:val="fr_FR" w:bidi="fr_FR"/>
+        </w:rPr>
+      </w:r>
+    </w:p>
+    <w:p>
+      <w:pPr>
+        <w:pStyle w:val="Heading2"/>
+      </w:pPr>
+      <w:r>
+        <w:rPr>
+          <w:lang w:val="fr_FR" w:bidi="fr_FR"/>
+        </w:rPr>
+        <w:t>3 Jean 1.12 (#1)</w:t>
+      </w:r>
+      <w:r>
+        <w:rPr>
+          <w:lang w:val="fr_FR" w:bidi="fr_FR"/>
+        </w:rPr>
+      </w:r>
+    </w:p>
+    <w:p>
+      <w:pPr/>
+      <w:r>
+        <w:rPr>
+          <w:lang w:val="fr_FR" w:bidi="fr_FR"/>
+        </w:rPr>
+      </w:r>
+      <w:r>
+        <w:rPr>
+          <w:b/>
+          <w:lang w:val="fr_FR" w:bidi="fr_FR"/>
+        </w:rPr>
+        <w:t>Δημητρίῳ μεμαρτύρηται ὑπὸ πάντων</w:t>
+      </w:r>
+    </w:p>
+    <w:p>
+      <w:pPr/>
+      <w:r>
+        <w:rPr>
+          <w:lang w:val="fr_FR" w:bidi="fr_FR"/>
+        </w:rPr>
+      </w:r>
+      <w:r>
+        <w:rPr>
+          <w:b/>
+          <w:lang w:val="fr_FR" w:bidi="fr_FR"/>
+        </w:rPr>
+        <w:t>« Tous [...] rendent un bon témoignage à Démétrius »</w:t>
+      </w:r>
+    </w:p>
+    <w:p>
+      <w:pPr/>
+      <w:r>
+        <w:rPr>
+          <w:lang w:val="fr_FR" w:bidi="fr_FR"/>
+        </w:rPr>
+      </w:r>
+      <w:r>
+        <w:rPr>
+          <w:lang w:val="fr_FR" w:bidi="fr_FR"/>
+        </w:rPr>
+        <w:t>Dans le texte grec, il s'agit d'une forme verbale passive. Choisissez la façon la plus naturelle de formuler cette idée dans votre langue. Traduction alternative : « Un bon témoignage est rendu à Démétrius par tous ». Si l'actif est préférable dans votre langue, vous pouvez traduire comme dans la LSG.</w:t>
+      </w:r>
+    </w:p>
+    <w:p>
+      <w:pPr/>
+      <w:r>
+        <w:rPr>
+          <w:lang w:val="fr_FR" w:bidi="fr_FR"/>
+        </w:rPr>
+      </w:r>
+      <w:r>
+        <w:rPr>
+          <w:lang w:val="fr_FR" w:bidi="fr_FR"/>
+        </w:rPr>
+        <w:t>Voir : Actif ou passif</w:t>
+      </w:r>
+      <w:r>
+        <w:rPr>
+          <w:lang w:val="fr_FR" w:bidi="fr_FR"/>
+        </w:rPr>
+      </w:r>
+      <w:r>
+        <w:rPr>
+          <w:lang w:val="fr_FR" w:bidi="fr_FR"/>
+        </w:rPr>
+      </w:r>
+    </w:p>
+    <w:p>
+      <w:pPr/>
+      <w:r>
+        <w:rPr>
+          <w:lang w:val="fr_FR" w:bidi="fr_FR"/>
+        </w:rPr>
+      </w:r>
+    </w:p>
+    <w:p>
+      <w:pPr>
+        <w:pStyle w:val="Heading2"/>
+      </w:pPr>
+      <w:r>
+        <w:rPr>
+          <w:lang w:val="fr_FR" w:bidi="fr_FR"/>
+        </w:rPr>
+        <w:t>3 Jean 1.12 (#2)</w:t>
+      </w:r>
+      <w:r>
+        <w:rPr>
+          <w:lang w:val="fr_FR" w:bidi="fr_FR"/>
+        </w:rPr>
+      </w:r>
+    </w:p>
+    <w:p>
+      <w:pPr/>
+      <w:r>
+        <w:rPr>
+          <w:lang w:val="fr_FR" w:bidi="fr_FR"/>
+        </w:rPr>
+      </w:r>
+      <w:r>
+        <w:rPr>
+          <w:b/>
+          <w:lang w:val="fr_FR" w:bidi="fr_FR"/>
+        </w:rPr>
+        <w:t>Δημητρίῳ</w:t>
+      </w:r>
+    </w:p>
+    <w:p>
+      <w:pPr/>
+      <w:r>
+        <w:rPr>
+          <w:lang w:val="fr_FR" w:bidi="fr_FR"/>
+        </w:rPr>
+      </w:r>
+      <w:r>
+        <w:rPr>
+          <w:b/>
+          <w:lang w:val="fr_FR" w:bidi="fr_FR"/>
+        </w:rPr>
+        <w:t>"Démétrius"</w:t>
+      </w:r>
+    </w:p>
+    <w:p>
+      <w:pPr/>
+      <w:r>
+        <w:rPr>
+          <w:lang w:val="fr_FR" w:bidi="fr_FR"/>
+        </w:rPr>
+      </w:r>
+      <w:r>
+        <w:rPr>
+          <w:b/>
+          <w:lang w:val="fr_FR" w:bidi="fr_FR"/>
+        </w:rPr>
+        <w:t>Démétrius</w:t>
+      </w:r>
+      <w:r>
+        <w:rPr>
+          <w:lang w:val="fr_FR" w:bidi="fr_FR"/>
+        </w:rPr>
+        <w:t xml:space="preserve"> est le nom d'un homme.</w:t>
+      </w:r>
+    </w:p>
+    <w:p>
+      <w:pPr/>
+      <w:r>
+        <w:rPr>
+          <w:lang w:val="fr_FR" w:bidi="fr_FR"/>
+        </w:rPr>
+      </w:r>
+      <w:r>
+        <w:rPr>
+          <w:lang w:val="fr_FR" w:bidi="fr_FR"/>
+        </w:rPr>
+        <w:t xml:space="preserve">Voir : </w:t>
+      </w:r>
+      <w:r>
+        <w:rPr>
+          <w:lang w:val="fr_FR" w:bidi="fr_FR"/>
+        </w:rPr>
         <w:t>Comment traduire les noms</w:t>
       </w:r>
       <w:r>
@@ -3380,69 +5016,69 @@
         <w:rPr>
           <w:lang w:val="fr_FR" w:bidi="fr_FR"/>
         </w:rPr>
-        <w:t>3 Jean 1.9 (#4)</w:t>
-      </w:r>
-      <w:r>
-        <w:rPr>
-          <w:lang w:val="fr_FR" w:bidi="fr_FR"/>
-        </w:rPr>
-      </w:r>
-    </w:p>
-    <w:p>
-      <w:pPr/>
-      <w:r>
-        <w:rPr>
-          <w:lang w:val="fr_FR" w:bidi="fr_FR"/>
-        </w:rPr>
-      </w:r>
-      <w:r>
-        <w:rPr>
-          <w:b/>
-          <w:lang w:val="fr_FR" w:bidi="fr_FR"/>
-        </w:rPr>
-        <w:t>ὁ φιλοπρωτεύων αὐτῶν</w:t>
-      </w:r>
-    </w:p>
-    <w:p>
-      <w:pPr/>
-      <w:r>
-        <w:rPr>
-          <w:lang w:val="fr_FR" w:bidi="fr_FR"/>
-        </w:rPr>
-      </w:r>
-      <w:r>
-        <w:rPr>
-          <w:b/>
-          <w:lang w:val="fr_FR" w:bidi="fr_FR"/>
-        </w:rPr>
-        <w:t>"qui aime à être le premier parmi eux"</w:t>
-      </w:r>
-    </w:p>
-    <w:p>
-      <w:pPr/>
-      <w:r>
-        <w:rPr>
-          <w:lang w:val="fr_FR" w:bidi="fr_FR"/>
-        </w:rPr>
-      </w:r>
-      <w:r>
-        <w:rPr>
-          <w:lang w:val="fr_FR" w:bidi="fr_FR"/>
-        </w:rPr>
-        <w:t xml:space="preserve">Jean utilise le mot </w:t>
-      </w:r>
-      <w:r>
-        <w:rPr>
-          <w:b/>
-          <w:lang w:val="fr_FR" w:bidi="fr_FR"/>
-        </w:rPr>
-        <w:t>premier</w:t>
-      </w:r>
-      <w:r>
-        <w:rPr>
-          <w:lang w:val="fr_FR" w:bidi="fr_FR"/>
-        </w:rPr>
-        <w:t xml:space="preserve"> dans le sens de "le plus important" ou "le chef". Traduction alternative : "qui aime être le plus important parmi eux" ou "qui aime agir comme s'il était leur chef".</w:t>
+        <w:t>3 Jean 1.12 (#3)</w:t>
+      </w:r>
+      <w:r>
+        <w:rPr>
+          <w:lang w:val="fr_FR" w:bidi="fr_FR"/>
+        </w:rPr>
+      </w:r>
+    </w:p>
+    <w:p>
+      <w:pPr/>
+      <w:r>
+        <w:rPr>
+          <w:lang w:val="fr_FR" w:bidi="fr_FR"/>
+        </w:rPr>
+      </w:r>
+      <w:r>
+        <w:rPr>
+          <w:b/>
+          <w:lang w:val="fr_FR" w:bidi="fr_FR"/>
+        </w:rPr>
+        <w:t>ὑπὸ πάντων</w:t>
+      </w:r>
+    </w:p>
+    <w:p>
+      <w:pPr/>
+      <w:r>
+        <w:rPr>
+          <w:lang w:val="fr_FR" w:bidi="fr_FR"/>
+        </w:rPr>
+      </w:r>
+      <w:r>
+        <w:rPr>
+          <w:b/>
+          <w:lang w:val="fr_FR" w:bidi="fr_FR"/>
+        </w:rPr>
+        <w:t>"Tous"</w:t>
+      </w:r>
+    </w:p>
+    <w:p>
+      <w:pPr/>
+      <w:r>
+        <w:rPr>
+          <w:lang w:val="fr_FR" w:bidi="fr_FR"/>
+        </w:rPr>
+      </w:r>
+      <w:r>
+        <w:rPr>
+          <w:lang w:val="fr_FR" w:bidi="fr_FR"/>
+        </w:rPr>
+        <w:t xml:space="preserve">Jean utilise ici </w:t>
+      </w:r>
+      <w:r>
+        <w:rPr>
+          <w:b/>
+          <w:lang w:val="fr_FR" w:bidi="fr_FR"/>
+        </w:rPr>
+        <w:t>Tous</w:t>
+      </w:r>
+      <w:r>
+        <w:rPr>
+          <w:lang w:val="fr_FR" w:bidi="fr_FR"/>
+        </w:rPr>
+        <w:t xml:space="preserve"> pour marquer l'insistance. Si c'est utile dans votre langue, vous pouvez utiliser une autre manière d'exprimer l'insistance. Traduction alternative : "Tous ceux qui le connaissent".</w:t>
       </w:r>
     </w:p>
     <w:p>
@@ -3462,7 +5098,7 @@
         <w:rPr>
           <w:lang w:val="fr_FR" w:bidi="fr_FR"/>
         </w:rPr>
-        <w:t>Idiome</w:t>
+        <w:t>Hyperbole</w:t>
       </w:r>
       <w:r>
         <w:rPr>
@@ -3491,1660 +5127,6 @@
         <w:rPr>
           <w:lang w:val="fr_FR" w:bidi="fr_FR"/>
         </w:rPr>
-        <w:t>3 Jean 1.9 (#5)</w:t>
-      </w:r>
-      <w:r>
-        <w:rPr>
-          <w:lang w:val="fr_FR" w:bidi="fr_FR"/>
-        </w:rPr>
-      </w:r>
-    </w:p>
-    <w:p>
-      <w:pPr/>
-      <w:r>
-        <w:rPr>
-          <w:lang w:val="fr_FR" w:bidi="fr_FR"/>
-        </w:rPr>
-      </w:r>
-      <w:r>
-        <w:rPr>
-          <w:b/>
-          <w:lang w:val="fr_FR" w:bidi="fr_FR"/>
-        </w:rPr>
-        <w:t>οὐκ ἐπιδέχεται ἡμᾶς</w:t>
-      </w:r>
-    </w:p>
-    <w:p>
-      <w:pPr/>
-      <w:r>
-        <w:rPr>
-          <w:lang w:val="fr_FR" w:bidi="fr_FR"/>
-        </w:rPr>
-      </w:r>
-      <w:r>
-        <w:rPr>
-          <w:b/>
-          <w:lang w:val="fr_FR" w:bidi="fr_FR"/>
-        </w:rPr>
-        <w:t>"ne nous reçoit point"</w:t>
-      </w:r>
-    </w:p>
-    <w:p>
-      <w:pPr/>
-      <w:r>
-        <w:rPr>
-          <w:lang w:val="fr_FR" w:bidi="fr_FR"/>
-        </w:rPr>
-      </w:r>
-      <w:r>
-        <w:rPr>
-          <w:lang w:val="fr_FR" w:bidi="fr_FR"/>
-        </w:rPr>
-        <w:t xml:space="preserve">Jean utilise le mot </w:t>
-      </w:r>
-      <w:r>
-        <w:rPr>
-          <w:b/>
-          <w:lang w:val="fr_FR" w:bidi="fr_FR"/>
-        </w:rPr>
-        <w:t>nous</w:t>
-      </w:r>
-      <w:r>
-        <w:rPr>
-          <w:lang w:val="fr_FR" w:bidi="fr_FR"/>
-        </w:rPr>
-        <w:t xml:space="preserve"> pour parler non seulement de lui-même mais aussi d'autres personnes et éléments qui lui sont associés. Cela pourrait signifier : (1) que Diotrèphe refuse d'offrir l'hospitalité et le soutien aux croyants en voyage que Jean soutient. (Le mot traduit par </w:t>
-      </w:r>
-      <w:r>
-        <w:rPr>
-          <w:b/>
-          <w:lang w:val="fr_FR" w:bidi="fr_FR"/>
-        </w:rPr>
-        <w:t>reçoit</w:t>
-      </w:r>
-      <w:r>
-        <w:rPr>
-          <w:lang w:val="fr_FR" w:bidi="fr_FR"/>
-        </w:rPr>
-        <w:t xml:space="preserve"> dans ce verset est le même que dans la phrase "il ne reçoit pas les frères" du verset suivant.) Traduction alternative : "refuse d'aider ces croyants itinérants" ; (2) que Diotrèphe n'accepte pas l'autorité de Jean et ne fera donc pas ce qu'il dit. Traduction alternative : "rejette nos instructions".</w:t>
-      </w:r>
-    </w:p>
-    <w:p>
-      <w:pPr/>
-      <w:r>
-        <w:rPr>
-          <w:lang w:val="fr_FR" w:bidi="fr_FR"/>
-        </w:rPr>
-      </w:r>
-      <w:r>
-        <w:rPr>
-          <w:lang w:val="fr_FR" w:bidi="fr_FR"/>
-        </w:rPr>
-        <w:t xml:space="preserve">Voir : </w:t>
-      </w:r>
-      <w:r>
-        <w:rPr>
-          <w:lang w:val="fr_FR" w:bidi="fr_FR"/>
-        </w:rPr>
-        <w:t>Métonymie</w:t>
-      </w:r>
-      <w:r>
-        <w:rPr>
-          <w:lang w:val="fr_FR" w:bidi="fr_FR"/>
-        </w:rPr>
-      </w:r>
-      <w:r>
-        <w:rPr>
-          <w:lang w:val="fr_FR" w:bidi="fr_FR"/>
-        </w:rPr>
-      </w:r>
-    </w:p>
-    <w:p>
-      <w:pPr/>
-      <w:r>
-        <w:rPr>
-          <w:lang w:val="fr_FR" w:bidi="fr_FR"/>
-        </w:rPr>
-      </w:r>
-    </w:p>
-    <w:p>
-      <w:pPr>
-        <w:pStyle w:val="Heading2"/>
-      </w:pPr>
-      <w:r>
-        <w:rPr>
-          <w:lang w:val="fr_FR" w:bidi="fr_FR"/>
-        </w:rPr>
-        <w:t>3 Jean 1.9 (#6)</w:t>
-      </w:r>
-      <w:r>
-        <w:rPr>
-          <w:lang w:val="fr_FR" w:bidi="fr_FR"/>
-        </w:rPr>
-      </w:r>
-    </w:p>
-    <w:p>
-      <w:pPr/>
-      <w:r>
-        <w:rPr>
-          <w:lang w:val="fr_FR" w:bidi="fr_FR"/>
-        </w:rPr>
-      </w:r>
-      <w:r>
-        <w:rPr>
-          <w:b/>
-          <w:lang w:val="fr_FR" w:bidi="fr_FR"/>
-        </w:rPr>
-        <w:t>ἡμᾶς</w:t>
-      </w:r>
-    </w:p>
-    <w:p>
-      <w:pPr/>
-      <w:r>
-        <w:rPr>
-          <w:lang w:val="fr_FR" w:bidi="fr_FR"/>
-        </w:rPr>
-      </w:r>
-      <w:r>
-        <w:rPr>
-          <w:b/>
-          <w:lang w:val="fr_FR" w:bidi="fr_FR"/>
-        </w:rPr>
-        <w:t>"nous"</w:t>
-      </w:r>
-    </w:p>
-    <w:p>
-      <w:pPr/>
-      <w:r>
-        <w:rPr>
-          <w:lang w:val="fr_FR" w:bidi="fr_FR"/>
-        </w:rPr>
-      </w:r>
-      <w:r>
-        <w:rPr>
-          <w:lang w:val="fr_FR" w:bidi="fr_FR"/>
-        </w:rPr>
-        <w:t xml:space="preserve">Ici, le mot </w:t>
-      </w:r>
-      <w:r>
-        <w:rPr>
-          <w:b/>
-          <w:lang w:val="fr_FR" w:bidi="fr_FR"/>
-        </w:rPr>
-        <w:t>nous</w:t>
-      </w:r>
-      <w:r>
-        <w:rPr>
-          <w:lang w:val="fr_FR" w:bidi="fr_FR"/>
-        </w:rPr>
-        <w:t xml:space="preserve"> désigne Jean et ceux qui sont avec lui mais pas Gaïus. Utilisez donc une forme exclusive de ce mot dans votre traduction si votre langue fait cette distinction.</w:t>
-      </w:r>
-    </w:p>
-    <w:p>
-      <w:pPr/>
-      <w:r>
-        <w:rPr>
-          <w:lang w:val="fr_FR" w:bidi="fr_FR"/>
-        </w:rPr>
-      </w:r>
-      <w:r>
-        <w:rPr>
-          <w:lang w:val="fr_FR" w:bidi="fr_FR"/>
-        </w:rPr>
-        <w:t xml:space="preserve">Voir : </w:t>
-      </w:r>
-      <w:r>
-        <w:rPr>
-          <w:lang w:val="fr_FR" w:bidi="fr_FR"/>
-        </w:rPr>
-        <w:t>Le "nous" exclusif et le "nous" inclusif</w:t>
-      </w:r>
-      <w:r>
-        <w:rPr>
-          <w:lang w:val="fr_FR" w:bidi="fr_FR"/>
-        </w:rPr>
-      </w:r>
-      <w:r>
-        <w:rPr>
-          <w:lang w:val="fr_FR" w:bidi="fr_FR"/>
-        </w:rPr>
-      </w:r>
-    </w:p>
-    <w:p>
-      <w:pPr/>
-      <w:r>
-        <w:rPr>
-          <w:lang w:val="fr_FR" w:bidi="fr_FR"/>
-        </w:rPr>
-      </w:r>
-    </w:p>
-    <w:p>
-      <w:pPr>
-        <w:pStyle w:val="Heading2"/>
-      </w:pPr>
-      <w:r>
-        <w:rPr>
-          <w:lang w:val="fr_FR" w:bidi="fr_FR"/>
-        </w:rPr>
-        <w:t>3 Jean 1.10 (#1)</w:t>
-      </w:r>
-      <w:r>
-        <w:rPr>
-          <w:lang w:val="fr_FR" w:bidi="fr_FR"/>
-        </w:rPr>
-      </w:r>
-    </w:p>
-    <w:p>
-      <w:pPr/>
-      <w:r>
-        <w:rPr>
-          <w:lang w:val="fr_FR" w:bidi="fr_FR"/>
-        </w:rPr>
-      </w:r>
-      <w:r>
-        <w:rPr>
-          <w:b/>
-          <w:lang w:val="fr_FR" w:bidi="fr_FR"/>
-        </w:rPr>
-        <w:t>διὰ τοῦτο</w:t>
-      </w:r>
-    </w:p>
-    <w:p>
-      <w:pPr/>
-      <w:r>
-        <w:rPr>
-          <w:lang w:val="fr_FR" w:bidi="fr_FR"/>
-        </w:rPr>
-      </w:r>
-      <w:r>
-        <w:rPr>
-          <w:b/>
-          <w:lang w:val="fr_FR" w:bidi="fr_FR"/>
-        </w:rPr>
-        <w:t>"C'est pourquoi"</w:t>
-      </w:r>
-    </w:p>
-    <w:p>
-      <w:pPr/>
-      <w:r>
-        <w:rPr>
-          <w:lang w:val="fr_FR" w:bidi="fr_FR"/>
-        </w:rPr>
-      </w:r>
-      <w:r>
-        <w:rPr>
-          <w:b/>
-          <w:lang w:val="fr_FR" w:bidi="fr_FR"/>
-        </w:rPr>
-        <w:t>C'est pourquoi</w:t>
-      </w:r>
-      <w:r>
-        <w:rPr>
-          <w:lang w:val="fr_FR" w:bidi="fr_FR"/>
-        </w:rPr>
-        <w:t xml:space="preserve"> indique que ce qui suit est le résultat de ce qui précède. Parce que Diotrèphe "ne reçoit pas" Jean et ceux qui sont avec lui (verset 9), Jean dévoilera ses mauvaises actions. Utilisez un moyen naturel de rendre cette relation dans votre langue. Traduction alternative : "Par conséquent ".</w:t>
-      </w:r>
-    </w:p>
-    <w:p>
-      <w:pPr/>
-      <w:r>
-        <w:rPr>
-          <w:lang w:val="fr_FR" w:bidi="fr_FR"/>
-        </w:rPr>
-      </w:r>
-      <w:r>
-        <w:rPr>
-          <w:lang w:val="fr_FR" w:bidi="fr_FR"/>
-        </w:rPr>
-        <w:t xml:space="preserve">Voir : </w:t>
-      </w:r>
-      <w:r>
-        <w:rPr>
-          <w:lang w:val="fr_FR" w:bidi="fr_FR"/>
-        </w:rPr>
-        <w:t>Connecteur : relation de cause à effet</w:t>
-      </w:r>
-      <w:r>
-        <w:rPr>
-          <w:lang w:val="fr_FR" w:bidi="fr_FR"/>
-        </w:rPr>
-      </w:r>
-      <w:r>
-        <w:rPr>
-          <w:lang w:val="fr_FR" w:bidi="fr_FR"/>
-        </w:rPr>
-      </w:r>
-    </w:p>
-    <w:p>
-      <w:pPr/>
-      <w:r>
-        <w:rPr>
-          <w:lang w:val="fr_FR" w:bidi="fr_FR"/>
-        </w:rPr>
-      </w:r>
-    </w:p>
-    <w:p>
-      <w:pPr>
-        <w:pStyle w:val="Heading2"/>
-      </w:pPr>
-      <w:r>
-        <w:rPr>
-          <w:lang w:val="fr_FR" w:bidi="fr_FR"/>
-        </w:rPr>
-        <w:t>3 Jean 1.10 (#2)</w:t>
-      </w:r>
-      <w:r>
-        <w:rPr>
-          <w:lang w:val="fr_FR" w:bidi="fr_FR"/>
-        </w:rPr>
-      </w:r>
-    </w:p>
-    <w:p>
-      <w:pPr/>
-      <w:r>
-        <w:rPr>
-          <w:lang w:val="fr_FR" w:bidi="fr_FR"/>
-        </w:rPr>
-      </w:r>
-      <w:r>
-        <w:rPr>
-          <w:b/>
-          <w:lang w:val="fr_FR" w:bidi="fr_FR"/>
-        </w:rPr>
-        <w:t>ἐὰν ἔλθω</w:t>
-      </w:r>
-    </w:p>
-    <w:p>
-      <w:pPr/>
-      <w:r>
-        <w:rPr>
-          <w:lang w:val="fr_FR" w:bidi="fr_FR"/>
-        </w:rPr>
-      </w:r>
-      <w:r>
-        <w:rPr>
-          <w:b/>
-          <w:lang w:val="fr_FR" w:bidi="fr_FR"/>
-        </w:rPr>
-        <w:t>"si je vais vous voir"</w:t>
-      </w:r>
-    </w:p>
-    <w:p>
-      <w:pPr/>
-      <w:r>
-        <w:rPr>
-          <w:lang w:val="fr_FR" w:bidi="fr_FR"/>
-        </w:rPr>
-      </w:r>
-      <w:r>
-        <w:rPr>
-          <w:lang w:val="fr_FR" w:bidi="fr_FR"/>
-        </w:rPr>
-        <w:t>Jean s'exprime comme si sa venue était incertaine, mais il veut bien dire qu'il prévoit assurément de venir. Si la phrase peut laisser penser à vos lecteurs que la venue de Jean est incertaine, vous pouvez traduire par une formule qui ne laisse aucun doute. Traduction alternative : "quand je viendrai" ou "lorsque je viendrai".</w:t>
-      </w:r>
-    </w:p>
-    <w:p>
-      <w:pPr/>
-      <w:r>
-        <w:rPr>
-          <w:lang w:val="fr_FR" w:bidi="fr_FR"/>
-        </w:rPr>
-      </w:r>
-      <w:r>
-        <w:rPr>
-          <w:lang w:val="fr_FR" w:bidi="fr_FR"/>
-        </w:rPr>
-        <w:t xml:space="preserve">Voir : </w:t>
-      </w:r>
-      <w:r>
-        <w:rPr>
-          <w:lang w:val="fr_FR" w:bidi="fr_FR"/>
-        </w:rPr>
-        <w:t>Connecteur : conditions déjà réalisées</w:t>
-      </w:r>
-      <w:r>
-        <w:rPr>
-          <w:lang w:val="fr_FR" w:bidi="fr_FR"/>
-        </w:rPr>
-      </w:r>
-      <w:r>
-        <w:rPr>
-          <w:lang w:val="fr_FR" w:bidi="fr_FR"/>
-        </w:rPr>
-      </w:r>
-    </w:p>
-    <w:p>
-      <w:pPr/>
-      <w:r>
-        <w:rPr>
-          <w:lang w:val="fr_FR" w:bidi="fr_FR"/>
-        </w:rPr>
-      </w:r>
-    </w:p>
-    <w:p>
-      <w:pPr>
-        <w:pStyle w:val="Heading2"/>
-      </w:pPr>
-      <w:r>
-        <w:rPr>
-          <w:lang w:val="fr_FR" w:bidi="fr_FR"/>
-        </w:rPr>
-        <w:t>3 Jean 1.10 (#3)</w:t>
-      </w:r>
-      <w:r>
-        <w:rPr>
-          <w:lang w:val="fr_FR" w:bidi="fr_FR"/>
-        </w:rPr>
-      </w:r>
-    </w:p>
-    <w:p>
-      <w:pPr/>
-      <w:r>
-        <w:rPr>
-          <w:lang w:val="fr_FR" w:bidi="fr_FR"/>
-        </w:rPr>
-      </w:r>
-      <w:r>
-        <w:rPr>
-          <w:b/>
-          <w:lang w:val="fr_FR" w:bidi="fr_FR"/>
-        </w:rPr>
-        <w:t>ἔλθω</w:t>
-      </w:r>
-    </w:p>
-    <w:p>
-      <w:pPr/>
-      <w:r>
-        <w:rPr>
-          <w:lang w:val="fr_FR" w:bidi="fr_FR"/>
-        </w:rPr>
-      </w:r>
-      <w:r>
-        <w:rPr>
-          <w:b/>
-          <w:lang w:val="fr_FR" w:bidi="fr_FR"/>
-        </w:rPr>
-        <w:t>"Je vais"</w:t>
-      </w:r>
-    </w:p>
-    <w:p>
-      <w:pPr/>
-      <w:r>
-        <w:rPr>
-          <w:lang w:val="fr_FR" w:bidi="fr_FR"/>
-        </w:rPr>
-      </w:r>
-      <w:r>
-        <w:rPr>
-          <w:lang w:val="fr_FR" w:bidi="fr_FR"/>
-        </w:rPr>
-        <w:t xml:space="preserve">Dans un contexte comme celui-ci, votre langue pourrait dire "venir" au lieu de </w:t>
-      </w:r>
-      <w:r>
-        <w:rPr>
-          <w:b/>
-          <w:lang w:val="fr_FR" w:bidi="fr_FR"/>
-        </w:rPr>
-        <w:t>aller</w:t>
-      </w:r>
-      <w:r>
-        <w:rPr>
-          <w:lang w:val="fr_FR" w:bidi="fr_FR"/>
-        </w:rPr>
-        <w:t>. Traduction alternative : "Je viens vous voir".</w:t>
-      </w:r>
-    </w:p>
-    <w:p>
-      <w:pPr/>
-      <w:r>
-        <w:rPr>
-          <w:lang w:val="fr_FR" w:bidi="fr_FR"/>
-        </w:rPr>
-      </w:r>
-      <w:r>
-        <w:rPr>
-          <w:lang w:val="fr_FR" w:bidi="fr_FR"/>
-        </w:rPr>
-        <w:t xml:space="preserve">Voir : </w:t>
-      </w:r>
-      <w:r>
-        <w:rPr>
-          <w:lang w:val="fr_FR" w:bidi="fr_FR"/>
-        </w:rPr>
-        <w:t>Aller et Venir</w:t>
-      </w:r>
-      <w:r>
-        <w:rPr>
-          <w:lang w:val="fr_FR" w:bidi="fr_FR"/>
-        </w:rPr>
-      </w:r>
-      <w:r>
-        <w:rPr>
-          <w:lang w:val="fr_FR" w:bidi="fr_FR"/>
-        </w:rPr>
-      </w:r>
-    </w:p>
-    <w:p>
-      <w:pPr/>
-      <w:r>
-        <w:rPr>
-          <w:lang w:val="fr_FR" w:bidi="fr_FR"/>
-        </w:rPr>
-      </w:r>
-    </w:p>
-    <w:p>
-      <w:pPr>
-        <w:pStyle w:val="Heading2"/>
-      </w:pPr>
-      <w:r>
-        <w:rPr>
-          <w:lang w:val="fr_FR" w:bidi="fr_FR"/>
-        </w:rPr>
-        <w:t>3 Jean 1.10 (#4)</w:t>
-      </w:r>
-      <w:r>
-        <w:rPr>
-          <w:lang w:val="fr_FR" w:bidi="fr_FR"/>
-        </w:rPr>
-      </w:r>
-    </w:p>
-    <w:p>
-      <w:pPr/>
-      <w:r>
-        <w:rPr>
-          <w:lang w:val="fr_FR" w:bidi="fr_FR"/>
-        </w:rPr>
-      </w:r>
-      <w:r>
-        <w:rPr>
-          <w:b/>
-          <w:lang w:val="fr_FR" w:bidi="fr_FR"/>
-        </w:rPr>
-        <w:t>λόγοις πονηροῖς φλυαρῶν ἡμᾶς</w:t>
-      </w:r>
-    </w:p>
-    <w:p>
-      <w:pPr/>
-      <w:r>
-        <w:rPr>
-          <w:lang w:val="fr_FR" w:bidi="fr_FR"/>
-        </w:rPr>
-      </w:r>
-      <w:r>
-        <w:rPr>
-          <w:b/>
-          <w:lang w:val="fr_FR" w:bidi="fr_FR"/>
-        </w:rPr>
-        <w:t>"</w:t>
-      </w:r>
-      <w:r>
-        <w:rPr>
-          <w:b/>
-          <w:lang w:val="fr_FR" w:bidi="fr_FR"/>
-        </w:rPr>
-        <w:t>en tenant contre nous de méchants propos</w:t>
-      </w:r>
-      <w:r>
-        <w:rPr>
-          <w:b/>
-          <w:lang w:val="fr_FR" w:bidi="fr_FR"/>
-        </w:rPr>
-        <w:t>"</w:t>
-      </w:r>
-    </w:p>
-    <w:p>
-      <w:pPr/>
-      <w:r>
-        <w:rPr>
-          <w:lang w:val="fr_FR" w:bidi="fr_FR"/>
-        </w:rPr>
-      </w:r>
-      <w:r>
-        <w:rPr>
-          <w:lang w:val="fr_FR" w:bidi="fr_FR"/>
-        </w:rPr>
-        <w:t xml:space="preserve">Jean utilise le terme </w:t>
-      </w:r>
-      <w:r>
-        <w:rPr>
-          <w:b/>
-          <w:lang w:val="fr_FR" w:bidi="fr_FR"/>
-        </w:rPr>
-        <w:t>propos</w:t>
-      </w:r>
-      <w:r>
-        <w:rPr>
-          <w:lang w:val="fr_FR" w:bidi="fr_FR"/>
-        </w:rPr>
-        <w:t xml:space="preserve"> pour signifier ce que Diotrèphe a dit en utilisant des mots. Ces </w:t>
-      </w:r>
-      <w:r>
-        <w:rPr>
-          <w:b/>
-          <w:lang w:val="fr_FR" w:bidi="fr_FR"/>
-        </w:rPr>
-        <w:t>propos</w:t>
-      </w:r>
-      <w:r>
-        <w:rPr>
-          <w:lang w:val="fr_FR" w:bidi="fr_FR"/>
-        </w:rPr>
-        <w:t xml:space="preserve"> sont un exemple des </w:t>
-      </w:r>
-      <w:r>
-        <w:rPr>
-          <w:b/>
-          <w:lang w:val="fr_FR" w:bidi="fr_FR"/>
-        </w:rPr>
-        <w:t>actes qu'il commet</w:t>
-      </w:r>
-      <w:r>
-        <w:rPr>
-          <w:lang w:val="fr_FR" w:bidi="fr_FR"/>
-        </w:rPr>
-        <w:t>. Si c'est utile dans votre langue, vous pouvez expliciter le sens. Traduction alternative : "en nous calomniant méchamment"</w:t>
-      </w:r>
-    </w:p>
-    <w:p>
-      <w:pPr/>
-      <w:r>
-        <w:rPr>
-          <w:lang w:val="fr_FR" w:bidi="fr_FR"/>
-        </w:rPr>
-      </w:r>
-      <w:r>
-        <w:rPr>
-          <w:lang w:val="fr_FR" w:bidi="fr_FR"/>
-        </w:rPr>
-        <w:t xml:space="preserve">Voir : </w:t>
-      </w:r>
-      <w:r>
-        <w:rPr>
-          <w:lang w:val="fr_FR" w:bidi="fr_FR"/>
-        </w:rPr>
-        <w:t>Métonymie</w:t>
-      </w:r>
-      <w:r>
-        <w:rPr>
-          <w:lang w:val="fr_FR" w:bidi="fr_FR"/>
-        </w:rPr>
-      </w:r>
-      <w:r>
-        <w:rPr>
-          <w:lang w:val="fr_FR" w:bidi="fr_FR"/>
-        </w:rPr>
-      </w:r>
-    </w:p>
-    <w:p>
-      <w:pPr/>
-      <w:r>
-        <w:rPr>
-          <w:lang w:val="fr_FR" w:bidi="fr_FR"/>
-        </w:rPr>
-      </w:r>
-    </w:p>
-    <w:p>
-      <w:pPr>
-        <w:pStyle w:val="Heading2"/>
-      </w:pPr>
-      <w:r>
-        <w:rPr>
-          <w:lang w:val="fr_FR" w:bidi="fr_FR"/>
-        </w:rPr>
-        <w:t>3 Jean 1.10 (#5)</w:t>
-      </w:r>
-      <w:r>
-        <w:rPr>
-          <w:lang w:val="fr_FR" w:bidi="fr_FR"/>
-        </w:rPr>
-      </w:r>
-    </w:p>
-    <w:p>
-      <w:pPr/>
-      <w:r>
-        <w:rPr>
-          <w:lang w:val="fr_FR" w:bidi="fr_FR"/>
-        </w:rPr>
-      </w:r>
-      <w:r>
-        <w:rPr>
-          <w:b/>
-          <w:lang w:val="fr_FR" w:bidi="fr_FR"/>
-        </w:rPr>
-        <w:t>μὴ ἀρκούμενος ἐπὶ τούτοις</w:t>
-      </w:r>
-    </w:p>
-    <w:p>
-      <w:pPr/>
-      <w:r>
-        <w:rPr>
-          <w:lang w:val="fr_FR" w:bidi="fr_FR"/>
-        </w:rPr>
-      </w:r>
-      <w:r>
-        <w:rPr>
-          <w:b/>
-          <w:lang w:val="fr_FR" w:bidi="fr_FR"/>
-        </w:rPr>
-        <w:t>« non contents de cela »</w:t>
-      </w:r>
-    </w:p>
-    <w:p>
-      <w:pPr/>
-      <w:r>
-        <w:rPr>
-          <w:lang w:val="fr_FR" w:bidi="fr_FR"/>
-        </w:rPr>
-      </w:r>
-      <w:r>
-        <w:rPr>
-          <w:lang w:val="fr_FR" w:bidi="fr_FR"/>
-        </w:rPr>
-        <w:t>Dans le texte grec, il s'agit d'une forme verbale passive. Choisissez la façon la plus naturelle de formuler cette idée dans votre langue. Traduction alternative : « n'étant pas satisfait de cela » ou « ne se satisfaisant pas de cela ».</w:t>
-      </w:r>
-    </w:p>
-    <w:p>
-      <w:pPr/>
-      <w:r>
-        <w:rPr>
-          <w:lang w:val="fr_FR" w:bidi="fr_FR"/>
-        </w:rPr>
-      </w:r>
-      <w:r>
-        <w:rPr>
-          <w:lang w:val="fr_FR" w:bidi="fr_FR"/>
-        </w:rPr>
-        <w:t xml:space="preserve">Voir : </w:t>
-      </w:r>
-      <w:r>
-        <w:rPr>
-          <w:lang w:val="fr_FR" w:bidi="fr_FR"/>
-        </w:rPr>
-        <w:t>Actif ou passif</w:t>
-      </w:r>
-      <w:r>
-        <w:rPr>
-          <w:lang w:val="fr_FR" w:bidi="fr_FR"/>
-        </w:rPr>
-      </w:r>
-      <w:r>
-        <w:rPr>
-          <w:lang w:val="fr_FR" w:bidi="fr_FR"/>
-        </w:rPr>
-      </w:r>
-    </w:p>
-    <w:p>
-      <w:pPr/>
-      <w:r>
-        <w:rPr>
-          <w:lang w:val="fr_FR" w:bidi="fr_FR"/>
-        </w:rPr>
-      </w:r>
-    </w:p>
-    <w:p>
-      <w:pPr>
-        <w:pStyle w:val="Heading2"/>
-      </w:pPr>
-      <w:r>
-        <w:rPr>
-          <w:lang w:val="fr_FR" w:bidi="fr_FR"/>
-        </w:rPr>
-        <w:t>3 Jean 1:10 (#6)</w:t>
-      </w:r>
-      <w:r>
-        <w:rPr>
-          <w:lang w:val="fr_FR" w:bidi="fr_FR"/>
-        </w:rPr>
-      </w:r>
-    </w:p>
-    <w:p>
-      <w:pPr/>
-      <w:r>
-        <w:rPr>
-          <w:lang w:val="fr_FR" w:bidi="fr_FR"/>
-        </w:rPr>
-      </w:r>
-      <w:r>
-        <w:rPr>
-          <w:b/>
-          <w:lang w:val="fr_FR" w:bidi="fr_FR"/>
-        </w:rPr>
-        <w:t>τοὺς ἀδελφοὺς</w:t>
-      </w:r>
-    </w:p>
-    <w:p>
-      <w:pPr/>
-      <w:r>
-        <w:rPr>
-          <w:lang w:val="fr_FR" w:bidi="fr_FR"/>
-        </w:rPr>
-      </w:r>
-      <w:r>
-        <w:rPr>
-          <w:b/>
-          <w:lang w:val="fr_FR" w:bidi="fr_FR"/>
-        </w:rPr>
-        <w:t>"les frères"</w:t>
-      </w:r>
-    </w:p>
-    <w:p>
-      <w:pPr/>
-      <w:r>
-        <w:rPr>
-          <w:lang w:val="fr_FR" w:bidi="fr_FR"/>
-        </w:rPr>
-      </w:r>
-      <w:r>
-        <w:rPr>
-          <w:lang w:val="fr_FR" w:bidi="fr_FR"/>
-        </w:rPr>
-        <w:t xml:space="preserve">Jean utilise le terme </w:t>
-      </w:r>
-      <w:r>
-        <w:rPr>
-          <w:b/>
-          <w:lang w:val="fr_FR" w:bidi="fr_FR"/>
-        </w:rPr>
-        <w:t>frères</w:t>
-      </w:r>
-      <w:r>
-        <w:rPr>
-          <w:lang w:val="fr_FR" w:bidi="fr_FR"/>
-        </w:rPr>
-        <w:t xml:space="preserve"> pour désigner les personnes qui partagent la même foi. Si c'est utile dans votre langue, vous pouvez expliciter le sens. Traduction alternative : "ses coreligionnaires".</w:t>
-      </w:r>
-    </w:p>
-    <w:p>
-      <w:pPr/>
-      <w:r>
-        <w:rPr>
-          <w:lang w:val="fr_FR" w:bidi="fr_FR"/>
-        </w:rPr>
-      </w:r>
-      <w:r>
-        <w:rPr>
-          <w:lang w:val="fr_FR" w:bidi="fr_FR"/>
-        </w:rPr>
-        <w:t xml:space="preserve">Voir : </w:t>
-      </w:r>
-      <w:r>
-        <w:rPr>
-          <w:lang w:val="fr_FR" w:bidi="fr_FR"/>
-        </w:rPr>
-        <w:t>Métaphore</w:t>
-      </w:r>
-      <w:r>
-        <w:rPr>
-          <w:lang w:val="fr_FR" w:bidi="fr_FR"/>
-        </w:rPr>
-      </w:r>
-      <w:r>
-        <w:rPr>
-          <w:lang w:val="fr_FR" w:bidi="fr_FR"/>
-        </w:rPr>
-      </w:r>
-    </w:p>
-    <w:p>
-      <w:pPr/>
-      <w:r>
-        <w:rPr>
-          <w:lang w:val="fr_FR" w:bidi="fr_FR"/>
-        </w:rPr>
-      </w:r>
-    </w:p>
-    <w:p>
-      <w:pPr>
-        <w:pStyle w:val="Heading2"/>
-      </w:pPr>
-      <w:r>
-        <w:rPr>
-          <w:lang w:val="fr_FR" w:bidi="fr_FR"/>
-        </w:rPr>
-        <w:t>3 Jean 1.10 (#7)</w:t>
-      </w:r>
-      <w:r>
-        <w:rPr>
-          <w:lang w:val="fr_FR" w:bidi="fr_FR"/>
-        </w:rPr>
-      </w:r>
-    </w:p>
-    <w:p>
-      <w:pPr/>
-      <w:r>
-        <w:rPr>
-          <w:lang w:val="fr_FR" w:bidi="fr_FR"/>
-        </w:rPr>
-      </w:r>
-      <w:r>
-        <w:rPr>
-          <w:b/>
-          <w:lang w:val="fr_FR" w:bidi="fr_FR"/>
-        </w:rPr>
-        <w:t>καὶ τοὺς βουλομένους κωλύει</w:t>
-      </w:r>
-    </w:p>
-    <w:p>
-      <w:pPr/>
-      <w:r>
-        <w:rPr>
-          <w:lang w:val="fr_FR" w:bidi="fr_FR"/>
-        </w:rPr>
-      </w:r>
-      <w:r>
-        <w:rPr>
-          <w:b/>
-          <w:lang w:val="fr_FR" w:bidi="fr_FR"/>
-        </w:rPr>
-        <w:t>"il les en empêche"</w:t>
-      </w:r>
-    </w:p>
-    <w:p>
-      <w:pPr/>
-      <w:r>
-        <w:rPr>
-          <w:lang w:val="fr_FR" w:bidi="fr_FR"/>
-        </w:rPr>
-      </w:r>
-      <w:r>
-        <w:rPr>
-          <w:lang w:val="fr_FR" w:bidi="fr_FR"/>
-        </w:rPr>
-        <w:t>John omet certains des mots qui sont nécessaires pour que la phrase soit complète dans de nombreuses langues. Vous pouvez ajouter ces mots en fonction du contexte si c'est plus clair dans votre langue. Traduction alternative : "et il arrête ceux qui sont prêts à recevoir les croyants"</w:t>
-      </w:r>
-    </w:p>
-    <w:p>
-      <w:pPr/>
-      <w:r>
-        <w:rPr>
-          <w:lang w:val="fr_FR" w:bidi="fr_FR"/>
-        </w:rPr>
-      </w:r>
-      <w:r>
-        <w:rPr>
-          <w:lang w:val="fr_FR" w:bidi="fr_FR"/>
-        </w:rPr>
-        <w:t xml:space="preserve">Voir : </w:t>
-      </w:r>
-      <w:r>
-        <w:rPr>
-          <w:lang w:val="fr_FR" w:bidi="fr_FR"/>
-        </w:rPr>
-        <w:t>Ellipse</w:t>
-      </w:r>
-      <w:r>
-        <w:rPr>
-          <w:lang w:val="fr_FR" w:bidi="fr_FR"/>
-        </w:rPr>
-      </w:r>
-      <w:r>
-        <w:rPr>
-          <w:lang w:val="fr_FR" w:bidi="fr_FR"/>
-        </w:rPr>
-      </w:r>
-    </w:p>
-    <w:p>
-      <w:pPr/>
-      <w:r>
-        <w:rPr>
-          <w:lang w:val="fr_FR" w:bidi="fr_FR"/>
-        </w:rPr>
-      </w:r>
-    </w:p>
-    <w:p>
-      <w:pPr>
-        <w:pStyle w:val="Heading2"/>
-      </w:pPr>
-      <w:r>
-        <w:rPr>
-          <w:lang w:val="fr_FR" w:bidi="fr_FR"/>
-        </w:rPr>
-        <w:t>3 Jean 1.11 (#1)</w:t>
-      </w:r>
-      <w:r>
-        <w:rPr>
-          <w:lang w:val="fr_FR" w:bidi="fr_FR"/>
-        </w:rPr>
-      </w:r>
-    </w:p>
-    <w:p>
-      <w:pPr/>
-      <w:r>
-        <w:rPr>
-          <w:lang w:val="fr_FR" w:bidi="fr_FR"/>
-        </w:rPr>
-      </w:r>
-      <w:r>
-        <w:rPr>
-          <w:b/>
-          <w:lang w:val="fr_FR" w:bidi="fr_FR"/>
-        </w:rPr>
-        <w:t>μὴ μιμοῦ τὸ κακὸν, ἀλλὰ τὸ ἀγαθόν</w:t>
-      </w:r>
-    </w:p>
-    <w:p>
-      <w:pPr/>
-      <w:r>
-        <w:rPr>
-          <w:lang w:val="fr_FR" w:bidi="fr_FR"/>
-        </w:rPr>
-      </w:r>
-      <w:r>
-        <w:rPr>
-          <w:b/>
-          <w:lang w:val="fr_FR" w:bidi="fr_FR"/>
-        </w:rPr>
-        <w:t>"n'imite pas le mal mais le bien"</w:t>
-      </w:r>
-    </w:p>
-    <w:p>
-      <w:pPr/>
-      <w:r>
-        <w:rPr>
-          <w:lang w:val="fr_FR" w:bidi="fr_FR"/>
-        </w:rPr>
-      </w:r>
-      <w:r>
-        <w:rPr>
-          <w:lang w:val="fr_FR" w:bidi="fr_FR"/>
-        </w:rPr>
-        <w:t xml:space="preserve">Jean utilise les adjectifs </w:t>
-      </w:r>
-      <w:r>
-        <w:rPr>
-          <w:b/>
-          <w:lang w:val="fr_FR" w:bidi="fr_FR"/>
-        </w:rPr>
-        <w:t>mal</w:t>
-      </w:r>
-      <w:r>
-        <w:rPr>
-          <w:lang w:val="fr_FR" w:bidi="fr_FR"/>
-        </w:rPr>
-        <w:t xml:space="preserve"> et </w:t>
-      </w:r>
-      <w:r>
-        <w:rPr>
-          <w:b/>
-          <w:lang w:val="fr_FR" w:bidi="fr_FR"/>
-        </w:rPr>
-        <w:t>bien</w:t>
-      </w:r>
-      <w:r>
-        <w:rPr>
-          <w:lang w:val="fr_FR" w:bidi="fr_FR"/>
-        </w:rPr>
-        <w:t xml:space="preserve"> comme des noms dans un sens général. Votre langue peut utiliser les adjectifs de la même manière. Sinon, vous pouvez traduire ces mots par une phrase équivalente. Traduction alternative : "n'imite pas les mauvaises actions que font les gens, mais imite leurs bonnes actions".</w:t>
-      </w:r>
-    </w:p>
-    <w:p>
-      <w:pPr/>
-      <w:r>
-        <w:rPr>
-          <w:lang w:val="fr_FR" w:bidi="fr_FR"/>
-        </w:rPr>
-      </w:r>
-      <w:r>
-        <w:rPr>
-          <w:lang w:val="fr_FR" w:bidi="fr_FR"/>
-        </w:rPr>
-        <w:t xml:space="preserve">Voir : </w:t>
-      </w:r>
-      <w:r>
-        <w:rPr>
-          <w:lang w:val="fr_FR" w:bidi="fr_FR"/>
-        </w:rPr>
-        <w:t>Adjectifs substantivés</w:t>
-      </w:r>
-      <w:r>
-        <w:rPr>
-          <w:lang w:val="fr_FR" w:bidi="fr_FR"/>
-        </w:rPr>
-      </w:r>
-      <w:r>
-        <w:rPr>
-          <w:lang w:val="fr_FR" w:bidi="fr_FR"/>
-        </w:rPr>
-      </w:r>
-    </w:p>
-    <w:p>
-      <w:pPr/>
-      <w:r>
-        <w:rPr>
-          <w:lang w:val="fr_FR" w:bidi="fr_FR"/>
-        </w:rPr>
-      </w:r>
-    </w:p>
-    <w:p>
-      <w:pPr>
-        <w:pStyle w:val="Heading2"/>
-      </w:pPr>
-      <w:r>
-        <w:rPr>
-          <w:lang w:val="fr_FR" w:bidi="fr_FR"/>
-        </w:rPr>
-        <w:t>3 Jean 1.11 (#2)</w:t>
-      </w:r>
-      <w:r>
-        <w:rPr>
-          <w:lang w:val="fr_FR" w:bidi="fr_FR"/>
-        </w:rPr>
-      </w:r>
-    </w:p>
-    <w:p>
-      <w:pPr/>
-      <w:r>
-        <w:rPr>
-          <w:lang w:val="fr_FR" w:bidi="fr_FR"/>
-        </w:rPr>
-      </w:r>
-      <w:r>
-        <w:rPr>
-          <w:b/>
-          <w:lang w:val="fr_FR" w:bidi="fr_FR"/>
-        </w:rPr>
-        <w:t>ἀλλὰ τὸ ἀγαθόν</w:t>
-      </w:r>
-    </w:p>
-    <w:p>
-      <w:pPr/>
-      <w:r>
-        <w:rPr>
-          <w:lang w:val="fr_FR" w:bidi="fr_FR"/>
-        </w:rPr>
-      </w:r>
-      <w:r>
-        <w:rPr>
-          <w:b/>
-          <w:lang w:val="fr_FR" w:bidi="fr_FR"/>
-        </w:rPr>
-        <w:t>"mais le bien"</w:t>
-      </w:r>
-    </w:p>
-    <w:p>
-      <w:pPr/>
-      <w:r>
-        <w:rPr>
-          <w:lang w:val="fr_FR" w:bidi="fr_FR"/>
-        </w:rPr>
-      </w:r>
-      <w:r>
-        <w:rPr>
-          <w:lang w:val="fr_FR" w:bidi="fr_FR"/>
-        </w:rPr>
-        <w:t>Jean élude un certain nombre de mots nécessaires pour que la phrase soit complète dans certaines langues. Vous pouvez ajouter ces mots à choisir en fonction du contexte. Traduction alternative : "mais imite les bonnes choses que les gens font".</w:t>
-      </w:r>
-    </w:p>
-    <w:p>
-      <w:pPr/>
-      <w:r>
-        <w:rPr>
-          <w:lang w:val="fr_FR" w:bidi="fr_FR"/>
-        </w:rPr>
-      </w:r>
-      <w:r>
-        <w:rPr>
-          <w:lang w:val="fr_FR" w:bidi="fr_FR"/>
-        </w:rPr>
-        <w:t xml:space="preserve">Voir : </w:t>
-      </w:r>
-      <w:r>
-        <w:rPr>
-          <w:lang w:val="fr_FR" w:bidi="fr_FR"/>
-        </w:rPr>
-        <w:t>Ellipse</w:t>
-      </w:r>
-      <w:r>
-        <w:rPr>
-          <w:lang w:val="fr_FR" w:bidi="fr_FR"/>
-        </w:rPr>
-      </w:r>
-      <w:r>
-        <w:rPr>
-          <w:lang w:val="fr_FR" w:bidi="fr_FR"/>
-        </w:rPr>
-      </w:r>
-    </w:p>
-    <w:p>
-      <w:pPr/>
-      <w:r>
-        <w:rPr>
-          <w:lang w:val="fr_FR" w:bidi="fr_FR"/>
-        </w:rPr>
-      </w:r>
-    </w:p>
-    <w:p>
-      <w:pPr>
-        <w:pStyle w:val="Heading2"/>
-      </w:pPr>
-      <w:r>
-        <w:rPr>
-          <w:lang w:val="fr_FR" w:bidi="fr_FR"/>
-        </w:rPr>
-        <w:t>3 Jean 1.11 (#3)</w:t>
-      </w:r>
-      <w:r>
-        <w:rPr>
-          <w:lang w:val="fr_FR" w:bidi="fr_FR"/>
-        </w:rPr>
-      </w:r>
-    </w:p>
-    <w:p>
-      <w:pPr/>
-      <w:r>
-        <w:rPr>
-          <w:lang w:val="fr_FR" w:bidi="fr_FR"/>
-        </w:rPr>
-      </w:r>
-      <w:r>
-        <w:rPr>
-          <w:b/>
-          <w:lang w:val="fr_FR" w:bidi="fr_FR"/>
-        </w:rPr>
-        <w:t>οὐχ ἑώρακεν τὸν Θεόν</w:t>
-      </w:r>
-    </w:p>
-    <w:p>
-      <w:pPr/>
-      <w:r>
-        <w:rPr>
-          <w:lang w:val="fr_FR" w:bidi="fr_FR"/>
-        </w:rPr>
-      </w:r>
-      <w:r>
-        <w:rPr>
-          <w:b/>
-          <w:lang w:val="fr_FR" w:bidi="fr_FR"/>
-        </w:rPr>
-        <w:t>"n'a point vu Dieu"</w:t>
-      </w:r>
-    </w:p>
-    <w:p>
-      <w:pPr/>
-      <w:r>
-        <w:rPr>
-          <w:lang w:val="fr_FR" w:bidi="fr_FR"/>
-        </w:rPr>
-      </w:r>
-      <w:r>
-        <w:rPr>
-          <w:lang w:val="fr_FR" w:bidi="fr_FR"/>
-        </w:rPr>
-        <w:t xml:space="preserve">Jean utilise le mot </w:t>
-      </w:r>
-      <w:r>
-        <w:rPr>
-          <w:b/>
-          <w:lang w:val="fr_FR" w:bidi="fr_FR"/>
-        </w:rPr>
-        <w:t>vu</w:t>
-      </w:r>
-      <w:r>
-        <w:rPr>
-          <w:lang w:val="fr_FR" w:bidi="fr_FR"/>
-        </w:rPr>
-        <w:t xml:space="preserve"> pour dire "cru en" ou "fait l'expérience de". Si c'est plus clair dans votre langue, vous pouvez expliciter le sens. Traduction alternative : "n'a pas fait l'expérience de Dieu" ou "n'a pas cru en Dieu".</w:t>
-      </w:r>
-    </w:p>
-    <w:p>
-      <w:pPr/>
-      <w:r>
-        <w:rPr>
-          <w:lang w:val="fr_FR" w:bidi="fr_FR"/>
-        </w:rPr>
-      </w:r>
-      <w:r>
-        <w:rPr>
-          <w:lang w:val="fr_FR" w:bidi="fr_FR"/>
-        </w:rPr>
-        <w:t xml:space="preserve">Voir : </w:t>
-      </w:r>
-      <w:r>
-        <w:rPr>
-          <w:lang w:val="fr_FR" w:bidi="fr_FR"/>
-        </w:rPr>
-        <w:t>Métaphore</w:t>
-      </w:r>
-      <w:r>
-        <w:rPr>
-          <w:lang w:val="fr_FR" w:bidi="fr_FR"/>
-        </w:rPr>
-      </w:r>
-      <w:r>
-        <w:rPr>
-          <w:lang w:val="fr_FR" w:bidi="fr_FR"/>
-        </w:rPr>
-      </w:r>
-    </w:p>
-    <w:p>
-      <w:pPr/>
-      <w:r>
-        <w:rPr>
-          <w:lang w:val="fr_FR" w:bidi="fr_FR"/>
-        </w:rPr>
-      </w:r>
-    </w:p>
-    <w:p>
-      <w:pPr>
-        <w:pStyle w:val="Heading2"/>
-      </w:pPr>
-      <w:r>
-        <w:rPr>
-          <w:lang w:val="fr_FR" w:bidi="fr_FR"/>
-        </w:rPr>
-        <w:t>3 Jean 1.12 (#1)</w:t>
-      </w:r>
-      <w:r>
-        <w:rPr>
-          <w:lang w:val="fr_FR" w:bidi="fr_FR"/>
-        </w:rPr>
-      </w:r>
-    </w:p>
-    <w:p>
-      <w:pPr/>
-      <w:r>
-        <w:rPr>
-          <w:lang w:val="fr_FR" w:bidi="fr_FR"/>
-        </w:rPr>
-      </w:r>
-      <w:r>
-        <w:rPr>
-          <w:b/>
-          <w:lang w:val="fr_FR" w:bidi="fr_FR"/>
-        </w:rPr>
-        <w:t>Δημητρίῳ μεμαρτύρηται ὑπὸ πάντων</w:t>
-      </w:r>
-    </w:p>
-    <w:p>
-      <w:pPr/>
-      <w:r>
-        <w:rPr>
-          <w:lang w:val="fr_FR" w:bidi="fr_FR"/>
-        </w:rPr>
-      </w:r>
-      <w:r>
-        <w:rPr>
-          <w:b/>
-          <w:lang w:val="fr_FR" w:bidi="fr_FR"/>
-        </w:rPr>
-        <w:t>« Tous [...] rendent un bon témoignage à Démétrius »</w:t>
-      </w:r>
-    </w:p>
-    <w:p>
-      <w:pPr/>
-      <w:r>
-        <w:rPr>
-          <w:lang w:val="fr_FR" w:bidi="fr_FR"/>
-        </w:rPr>
-      </w:r>
-      <w:r>
-        <w:rPr>
-          <w:lang w:val="fr_FR" w:bidi="fr_FR"/>
-        </w:rPr>
-        <w:t>Dans le texte grec, il s'agit d'une forme verbale passive. Choisissez la façon la plus naturelle de formuler cette idée dans votre langue. Traduction alternative : « Un bon témoignage est rendu à Démétrius par tous ». Si l'actif est préférable dans votre langue, vous pouvez traduire comme dans la LSG.</w:t>
-      </w:r>
-    </w:p>
-    <w:p>
-      <w:pPr/>
-      <w:r>
-        <w:rPr>
-          <w:lang w:val="fr_FR" w:bidi="fr_FR"/>
-        </w:rPr>
-      </w:r>
-      <w:r>
-        <w:rPr>
-          <w:lang w:val="fr_FR" w:bidi="fr_FR"/>
-        </w:rPr>
-        <w:t xml:space="preserve">Voir : </w:t>
-      </w:r>
-      <w:r>
-        <w:rPr>
-          <w:lang w:val="fr_FR" w:bidi="fr_FR"/>
-        </w:rPr>
-        <w:t>Actif ou passif</w:t>
-      </w:r>
-      <w:r>
-        <w:rPr>
-          <w:lang w:val="fr_FR" w:bidi="fr_FR"/>
-        </w:rPr>
-      </w:r>
-      <w:r>
-        <w:rPr>
-          <w:lang w:val="fr_FR" w:bidi="fr_FR"/>
-        </w:rPr>
-      </w:r>
-    </w:p>
-    <w:p>
-      <w:pPr/>
-      <w:r>
-        <w:rPr>
-          <w:lang w:val="fr_FR" w:bidi="fr_FR"/>
-        </w:rPr>
-      </w:r>
-    </w:p>
-    <w:p>
-      <w:pPr>
-        <w:pStyle w:val="Heading2"/>
-      </w:pPr>
-      <w:r>
-        <w:rPr>
-          <w:lang w:val="fr_FR" w:bidi="fr_FR"/>
-        </w:rPr>
-        <w:t>3 Jean 1.12 (#2)</w:t>
-      </w:r>
-      <w:r>
-        <w:rPr>
-          <w:lang w:val="fr_FR" w:bidi="fr_FR"/>
-        </w:rPr>
-      </w:r>
-    </w:p>
-    <w:p>
-      <w:pPr/>
-      <w:r>
-        <w:rPr>
-          <w:lang w:val="fr_FR" w:bidi="fr_FR"/>
-        </w:rPr>
-      </w:r>
-      <w:r>
-        <w:rPr>
-          <w:b/>
-          <w:lang w:val="fr_FR" w:bidi="fr_FR"/>
-        </w:rPr>
-        <w:t>Δημητρίῳ</w:t>
-      </w:r>
-    </w:p>
-    <w:p>
-      <w:pPr/>
-      <w:r>
-        <w:rPr>
-          <w:lang w:val="fr_FR" w:bidi="fr_FR"/>
-        </w:rPr>
-      </w:r>
-      <w:r>
-        <w:rPr>
-          <w:b/>
-          <w:lang w:val="fr_FR" w:bidi="fr_FR"/>
-        </w:rPr>
-        <w:t>"Démétrius"</w:t>
-      </w:r>
-    </w:p>
-    <w:p>
-      <w:pPr/>
-      <w:r>
-        <w:rPr>
-          <w:lang w:val="fr_FR" w:bidi="fr_FR"/>
-        </w:rPr>
-      </w:r>
-      <w:r>
-        <w:rPr>
-          <w:b/>
-          <w:lang w:val="fr_FR" w:bidi="fr_FR"/>
-        </w:rPr>
-        <w:t>Démétrius</w:t>
-      </w:r>
-      <w:r>
-        <w:rPr>
-          <w:lang w:val="fr_FR" w:bidi="fr_FR"/>
-        </w:rPr>
-        <w:t xml:space="preserve"> est le nom d'un homme.</w:t>
-      </w:r>
-    </w:p>
-    <w:p>
-      <w:pPr/>
-      <w:r>
-        <w:rPr>
-          <w:lang w:val="fr_FR" w:bidi="fr_FR"/>
-        </w:rPr>
-      </w:r>
-      <w:r>
-        <w:rPr>
-          <w:lang w:val="fr_FR" w:bidi="fr_FR"/>
-        </w:rPr>
-        <w:t xml:space="preserve">Voir : </w:t>
-      </w:r>
-      <w:r>
-        <w:rPr>
-          <w:lang w:val="fr_FR" w:bidi="fr_FR"/>
-        </w:rPr>
-        <w:t>Comment traduire les noms</w:t>
-      </w:r>
-      <w:r>
-        <w:rPr>
-          <w:lang w:val="fr_FR" w:bidi="fr_FR"/>
-        </w:rPr>
-      </w:r>
-      <w:r>
-        <w:rPr>
-          <w:lang w:val="fr_FR" w:bidi="fr_FR"/>
-        </w:rPr>
-      </w:r>
-    </w:p>
-    <w:p>
-      <w:pPr/>
-      <w:r>
-        <w:rPr>
-          <w:lang w:val="fr_FR" w:bidi="fr_FR"/>
-        </w:rPr>
-      </w:r>
-    </w:p>
-    <w:p>
-      <w:pPr>
-        <w:pStyle w:val="Heading2"/>
-      </w:pPr>
-      <w:r>
-        <w:rPr>
-          <w:lang w:val="fr_FR" w:bidi="fr_FR"/>
-        </w:rPr>
-        <w:t>3 Jean 1.12 (#3)</w:t>
-      </w:r>
-      <w:r>
-        <w:rPr>
-          <w:lang w:val="fr_FR" w:bidi="fr_FR"/>
-        </w:rPr>
-      </w:r>
-    </w:p>
-    <w:p>
-      <w:pPr/>
-      <w:r>
-        <w:rPr>
-          <w:lang w:val="fr_FR" w:bidi="fr_FR"/>
-        </w:rPr>
-      </w:r>
-      <w:r>
-        <w:rPr>
-          <w:b/>
-          <w:lang w:val="fr_FR" w:bidi="fr_FR"/>
-        </w:rPr>
-        <w:t>ὑπὸ πάντων</w:t>
-      </w:r>
-    </w:p>
-    <w:p>
-      <w:pPr/>
-      <w:r>
-        <w:rPr>
-          <w:lang w:val="fr_FR" w:bidi="fr_FR"/>
-        </w:rPr>
-      </w:r>
-      <w:r>
-        <w:rPr>
-          <w:b/>
-          <w:lang w:val="fr_FR" w:bidi="fr_FR"/>
-        </w:rPr>
-        <w:t>"Tous"</w:t>
-      </w:r>
-    </w:p>
-    <w:p>
-      <w:pPr/>
-      <w:r>
-        <w:rPr>
-          <w:lang w:val="fr_FR" w:bidi="fr_FR"/>
-        </w:rPr>
-      </w:r>
-      <w:r>
-        <w:rPr>
-          <w:lang w:val="fr_FR" w:bidi="fr_FR"/>
-        </w:rPr>
-        <w:t xml:space="preserve">Jean utilise ici </w:t>
-      </w:r>
-      <w:r>
-        <w:rPr>
-          <w:b/>
-          <w:lang w:val="fr_FR" w:bidi="fr_FR"/>
-        </w:rPr>
-        <w:t>Tous</w:t>
-      </w:r>
-      <w:r>
-        <w:rPr>
-          <w:lang w:val="fr_FR" w:bidi="fr_FR"/>
-        </w:rPr>
-        <w:t xml:space="preserve"> pour marquer l'insistance. Si c'est utile dans votre langue, vous pouvez utiliser une autre manière d'exprimer l'insistance. Traduction alternative : "Tous ceux qui le connaissent".</w:t>
-      </w:r>
-    </w:p>
-    <w:p>
-      <w:pPr/>
-      <w:r>
-        <w:rPr>
-          <w:lang w:val="fr_FR" w:bidi="fr_FR"/>
-        </w:rPr>
-      </w:r>
-      <w:r>
-        <w:rPr>
-          <w:lang w:val="fr_FR" w:bidi="fr_FR"/>
-        </w:rPr>
-        <w:t xml:space="preserve">Voir : </w:t>
-      </w:r>
-      <w:r>
-        <w:rPr>
-          <w:lang w:val="fr_FR" w:bidi="fr_FR"/>
-        </w:rPr>
-        <w:t>Hyperbole</w:t>
-      </w:r>
-      <w:r>
-        <w:rPr>
-          <w:lang w:val="fr_FR" w:bidi="fr_FR"/>
-        </w:rPr>
-      </w:r>
-      <w:r>
-        <w:rPr>
-          <w:lang w:val="fr_FR" w:bidi="fr_FR"/>
-        </w:rPr>
-      </w:r>
-    </w:p>
-    <w:p>
-      <w:pPr/>
-      <w:r>
-        <w:rPr>
-          <w:lang w:val="fr_FR" w:bidi="fr_FR"/>
-        </w:rPr>
-      </w:r>
-    </w:p>
-    <w:p>
-      <w:pPr>
-        <w:pStyle w:val="Heading2"/>
-      </w:pPr>
-      <w:r>
-        <w:rPr>
-          <w:lang w:val="fr_FR" w:bidi="fr_FR"/>
-        </w:rPr>
         <w:t>3 Jean 1.12 (#4)</w:t>
       </w:r>
       <w:r>
@@ -5208,13 +5190,7 @@
         <w:rPr>
           <w:lang w:val="fr_FR" w:bidi="fr_FR"/>
         </w:rPr>
-        <w:t xml:space="preserve">Voir : </w:t>
-      </w:r>
-      <w:r>
-        <w:rPr>
-          <w:lang w:val="fr_FR" w:bidi="fr_FR"/>
-        </w:rPr>
-        <w:t>Ellipse</w:t>
+        <w:t>Voir : Ellipse</w:t>
       </w:r>
       <w:r>
         <w:rPr>
